--- a/Devops Fellowship Project 3 Activity 1 and 2.docx
+++ b/Devops Fellowship Project 3 Activity 1 and 2.docx
@@ -4238,6 +4238,59 @@
     <w:p/>
     <w:p>
       <w:pPr>
+        <w:jc w:val="center"/>
+      </w:pPr>
+      <w:r>
+        <w:drawing>
+          <wp:inline xmlns:a="http://schemas.openxmlformats.org/drawingml/2006/main" xmlns:pic="http://schemas.openxmlformats.org/drawingml/2006/picture">
+            <wp:extent cx="5486400" cy="1795367"/>
+            <wp:docPr id="14210" name="Picture 14210"/>
+            <wp:cNvGraphicFramePr>
+              <a:graphicFrameLocks noChangeAspect="1"/>
+            </wp:cNvGraphicFramePr>
+            <a:graphic>
+              <a:graphicData uri="http://schemas.openxmlformats.org/drawingml/2006/picture">
+                <pic:pic>
+                  <pic:nvPicPr>
+                    <pic:cNvPr id="0" name="image.png"/>
+                    <pic:cNvPicPr/>
+                  </pic:nvPicPr>
+                  <pic:blipFill>
+                    <a:blip r:embed="rId49"/>
+                    <a:stretch>
+                      <a:fillRect/>
+                    </a:stretch>
+                  </pic:blipFill>
+                  <pic:spPr>
+                    <a:xfrm>
+                      <a:off x="0" y="0"/>
+                      <a:ext cx="5486400" cy="1795367"/>
+                    </a:xfrm>
+                    <a:prstGeom prst="rect"/>
+                  </pic:spPr>
+                </pic:pic>
+              </a:graphicData>
+            </a:graphic>
+          </wp:inline>
+        </w:drawing>
+      </w:r>
+    </w:p>
+    <w:p>
+      <w:pPr>
+        <w:jc w:val="center"/>
+      </w:pPr>
+      <w:r>
+        <w:rPr>
+          <w:i/>
+          <w:color w:val="646464"/>
+          <w:sz w:val="19"/>
+        </w:rPr>
+        <w:t>Figure 5.1: Terminal output of kubectl get nodes -o wide displaying the 3-node KinD cluster topology with 1 control-plane node (k8s-management-control-plane) and 2 worker nodes (k8s-management-worker &amp; k8s-management-worker2) in healthy Ready status.</w:t>
+      </w:r>
+    </w:p>
+    <w:p/>
+    <w:p>
+      <w:pPr>
         <w:spacing w:after="325"/>
         <w:ind w:right="1105"/>
       </w:pPr>
@@ -5042,6 +5095,59 @@
     <w:p/>
     <w:p>
       <w:pPr>
+        <w:jc w:val="center"/>
+      </w:pPr>
+      <w:r>
+        <w:drawing>
+          <wp:inline xmlns:a="http://schemas.openxmlformats.org/drawingml/2006/main" xmlns:pic="http://schemas.openxmlformats.org/drawingml/2006/picture">
+            <wp:extent cx="5486400" cy="1975906"/>
+            <wp:docPr id="14211" name="Picture 14211"/>
+            <wp:cNvGraphicFramePr>
+              <a:graphicFrameLocks noChangeAspect="1"/>
+            </wp:cNvGraphicFramePr>
+            <a:graphic>
+              <a:graphicData uri="http://schemas.openxmlformats.org/drawingml/2006/picture">
+                <pic:pic>
+                  <pic:nvPicPr>
+                    <pic:cNvPr id="0" name="image.png"/>
+                    <pic:cNvPicPr/>
+                  </pic:nvPicPr>
+                  <pic:blipFill>
+                    <a:blip r:embed="rId50"/>
+                    <a:stretch>
+                      <a:fillRect/>
+                    </a:stretch>
+                  </pic:blipFill>
+                  <pic:spPr>
+                    <a:xfrm>
+                      <a:off x="0" y="0"/>
+                      <a:ext cx="5486400" cy="1975906"/>
+                    </a:xfrm>
+                    <a:prstGeom prst="rect"/>
+                  </pic:spPr>
+                </pic:pic>
+              </a:graphicData>
+            </a:graphic>
+          </wp:inline>
+        </w:drawing>
+      </w:r>
+    </w:p>
+    <w:p>
+      <w:pPr>
+        <w:jc w:val="center"/>
+      </w:pPr>
+      <w:r>
+        <w:rPr>
+          <w:i/>
+          <w:color w:val="646464"/>
+          <w:sz w:val="19"/>
+        </w:rPr>
+        <w:t>Figure 5.2: Terminal output of kubectl get namespaces demonstrating active environment segregation across sample-app, monitoring, logging, and argo-rollouts.</w:t>
+      </w:r>
+    </w:p>
+    <w:p/>
+    <w:p>
+      <w:pPr>
         <w:spacing w:after="323"/>
         <w:ind w:right="1105"/>
       </w:pPr>
@@ -6387,6 +6493,218 @@
     <w:p/>
     <w:p>
       <w:pPr>
+        <w:jc w:val="center"/>
+      </w:pPr>
+      <w:r>
+        <w:drawing>
+          <wp:inline xmlns:a="http://schemas.openxmlformats.org/drawingml/2006/main" xmlns:pic="http://schemas.openxmlformats.org/drawingml/2006/picture">
+            <wp:extent cx="5486400" cy="8655874"/>
+            <wp:docPr id="14212" name="Picture 14212"/>
+            <wp:cNvGraphicFramePr>
+              <a:graphicFrameLocks noChangeAspect="1"/>
+            </wp:cNvGraphicFramePr>
+            <a:graphic>
+              <a:graphicData uri="http://schemas.openxmlformats.org/drawingml/2006/picture">
+                <pic:pic>
+                  <pic:nvPicPr>
+                    <pic:cNvPr id="0" name="image.png"/>
+                    <pic:cNvPicPr/>
+                  </pic:nvPicPr>
+                  <pic:blipFill>
+                    <a:blip r:embed="rId51"/>
+                    <a:stretch>
+                      <a:fillRect/>
+                    </a:stretch>
+                  </pic:blipFill>
+                  <pic:spPr>
+                    <a:xfrm>
+                      <a:off x="0" y="0"/>
+                      <a:ext cx="5486400" cy="8655874"/>
+                    </a:xfrm>
+                    <a:prstGeom prst="rect"/>
+                  </pic:spPr>
+                </pic:pic>
+              </a:graphicData>
+            </a:graphic>
+          </wp:inline>
+        </w:drawing>
+      </w:r>
+    </w:p>
+    <w:p>
+      <w:pPr>
+        <w:jc w:val="center"/>
+      </w:pPr>
+      <w:r>
+        <w:rPr>
+          <w:i/>
+          <w:color w:val="646464"/>
+          <w:sz w:val="19"/>
+        </w:rPr>
+        <w:t>Figure 5.3a: Code snippet of sample-app/rollout.yaml detailing 3 pod replicas, container image nginx:1.23, CPU/memory resource limits, liveness/readiness probes, and canary traffic shifting steps.</w:t>
+      </w:r>
+    </w:p>
+    <w:p/>
+    <w:p>
+      <w:pPr>
+        <w:jc w:val="center"/>
+      </w:pPr>
+      <w:r>
+        <w:drawing>
+          <wp:inline xmlns:a="http://schemas.openxmlformats.org/drawingml/2006/main" xmlns:pic="http://schemas.openxmlformats.org/drawingml/2006/picture">
+            <wp:extent cx="5486400" cy="1073208"/>
+            <wp:docPr id="14213" name="Picture 14213"/>
+            <wp:cNvGraphicFramePr>
+              <a:graphicFrameLocks noChangeAspect="1"/>
+            </wp:cNvGraphicFramePr>
+            <a:graphic>
+              <a:graphicData uri="http://schemas.openxmlformats.org/drawingml/2006/picture">
+                <pic:pic>
+                  <pic:nvPicPr>
+                    <pic:cNvPr id="0" name="image.png"/>
+                    <pic:cNvPicPr/>
+                  </pic:nvPicPr>
+                  <pic:blipFill>
+                    <a:blip r:embed="rId52"/>
+                    <a:stretch>
+                      <a:fillRect/>
+                    </a:stretch>
+                  </pic:blipFill>
+                  <pic:spPr>
+                    <a:xfrm>
+                      <a:off x="0" y="0"/>
+                      <a:ext cx="5486400" cy="1073208"/>
+                    </a:xfrm>
+                    <a:prstGeom prst="rect"/>
+                  </pic:spPr>
+                </pic:pic>
+              </a:graphicData>
+            </a:graphic>
+          </wp:inline>
+        </w:drawing>
+      </w:r>
+    </w:p>
+    <w:p>
+      <w:pPr>
+        <w:jc w:val="center"/>
+      </w:pPr>
+      <w:r>
+        <w:rPr>
+          <w:i/>
+          <w:color w:val="646464"/>
+          <w:sz w:val="19"/>
+        </w:rPr>
+        <w:t>Figure 5.3b: Terminal verification displaying 3 application pods in Running status across worker nodes.</w:t>
+      </w:r>
+    </w:p>
+    <w:p/>
+    <w:p>
+      <w:pPr>
+        <w:jc w:val="center"/>
+      </w:pPr>
+      <w:r>
+        <w:drawing>
+          <wp:inline xmlns:a="http://schemas.openxmlformats.org/drawingml/2006/main" xmlns:pic="http://schemas.openxmlformats.org/drawingml/2006/picture">
+            <wp:extent cx="5486400" cy="722159"/>
+            <wp:docPr id="14214" name="Picture 14214"/>
+            <wp:cNvGraphicFramePr>
+              <a:graphicFrameLocks noChangeAspect="1"/>
+            </wp:cNvGraphicFramePr>
+            <a:graphic>
+              <a:graphicData uri="http://schemas.openxmlformats.org/drawingml/2006/picture">
+                <pic:pic>
+                  <pic:nvPicPr>
+                    <pic:cNvPr id="0" name="image.png"/>
+                    <pic:cNvPicPr/>
+                  </pic:nvPicPr>
+                  <pic:blipFill>
+                    <a:blip r:embed="rId53"/>
+                    <a:stretch>
+                      <a:fillRect/>
+                    </a:stretch>
+                  </pic:blipFill>
+                  <pic:spPr>
+                    <a:xfrm>
+                      <a:off x="0" y="0"/>
+                      <a:ext cx="5486400" cy="722159"/>
+                    </a:xfrm>
+                    <a:prstGeom prst="rect"/>
+                  </pic:spPr>
+                </pic:pic>
+              </a:graphicData>
+            </a:graphic>
+          </wp:inline>
+        </w:drawing>
+      </w:r>
+    </w:p>
+    <w:p>
+      <w:pPr>
+        <w:jc w:val="center"/>
+      </w:pPr>
+      <w:r>
+        <w:rPr>
+          <w:i/>
+          <w:color w:val="646464"/>
+          <w:sz w:val="19"/>
+        </w:rPr>
+        <w:t>Figure 5.3c: Terminal verification showing active ClusterIP service web-service binding port 80.</w:t>
+      </w:r>
+    </w:p>
+    <w:p/>
+    <w:p>
+      <w:pPr>
+        <w:jc w:val="center"/>
+      </w:pPr>
+      <w:r>
+        <w:drawing>
+          <wp:inline xmlns:a="http://schemas.openxmlformats.org/drawingml/2006/main" xmlns:pic="http://schemas.openxmlformats.org/drawingml/2006/picture">
+            <wp:extent cx="5486400" cy="1614827"/>
+            <wp:docPr id="14215" name="Picture 14215"/>
+            <wp:cNvGraphicFramePr>
+              <a:graphicFrameLocks noChangeAspect="1"/>
+            </wp:cNvGraphicFramePr>
+            <a:graphic>
+              <a:graphicData uri="http://schemas.openxmlformats.org/drawingml/2006/picture">
+                <pic:pic>
+                  <pic:nvPicPr>
+                    <pic:cNvPr id="0" name="image.png"/>
+                    <pic:cNvPicPr/>
+                  </pic:nvPicPr>
+                  <pic:blipFill>
+                    <a:blip r:embed="rId54"/>
+                    <a:stretch>
+                      <a:fillRect/>
+                    </a:stretch>
+                  </pic:blipFill>
+                  <pic:spPr>
+                    <a:xfrm>
+                      <a:off x="0" y="0"/>
+                      <a:ext cx="5486400" cy="1614827"/>
+                    </a:xfrm>
+                    <a:prstGeom prst="rect"/>
+                  </pic:spPr>
+                </pic:pic>
+              </a:graphicData>
+            </a:graphic>
+          </wp:inline>
+        </w:drawing>
+      </w:r>
+    </w:p>
+    <w:p>
+      <w:pPr>
+        <w:jc w:val="center"/>
+      </w:pPr>
+      <w:r>
+        <w:rPr>
+          <w:i/>
+          <w:color w:val="646464"/>
+          <w:sz w:val="19"/>
+        </w:rPr>
+        <w:t>Figure 5.3d: Combined kubectl get pods,svc -n sample-app overview confirming high availability deployment.</w:t>
+      </w:r>
+    </w:p>
+    <w:p/>
+    <w:p>
+      <w:pPr>
         <w:numPr>
           <w:ilvl w:val="0"/>
           <w:numId w:val="5"/>
@@ -7222,6 +7540,59 @@
     <w:p/>
     <w:p>
       <w:pPr>
+        <w:jc w:val="center"/>
+      </w:pPr>
+      <w:r>
+        <w:drawing>
+          <wp:inline xmlns:a="http://schemas.openxmlformats.org/drawingml/2006/main" xmlns:pic="http://schemas.openxmlformats.org/drawingml/2006/picture">
+            <wp:extent cx="5486400" cy="3329247"/>
+            <wp:docPr id="14216" name="Picture 14216"/>
+            <wp:cNvGraphicFramePr>
+              <a:graphicFrameLocks noChangeAspect="1"/>
+            </wp:cNvGraphicFramePr>
+            <a:graphic>
+              <a:graphicData uri="http://schemas.openxmlformats.org/drawingml/2006/picture">
+                <pic:pic>
+                  <pic:nvPicPr>
+                    <pic:cNvPr id="0" name="image.png"/>
+                    <pic:cNvPicPr/>
+                  </pic:nvPicPr>
+                  <pic:blipFill>
+                    <a:blip r:embed="rId55"/>
+                    <a:stretch>
+                      <a:fillRect/>
+                    </a:stretch>
+                  </pic:blipFill>
+                  <pic:spPr>
+                    <a:xfrm>
+                      <a:off x="0" y="0"/>
+                      <a:ext cx="5486400" cy="3329247"/>
+                    </a:xfrm>
+                    <a:prstGeom prst="rect"/>
+                  </pic:spPr>
+                </pic:pic>
+              </a:graphicData>
+            </a:graphic>
+          </wp:inline>
+        </w:drawing>
+      </w:r>
+    </w:p>
+    <w:p>
+      <w:pPr>
+        <w:jc w:val="center"/>
+      </w:pPr>
+      <w:r>
+        <w:rPr>
+          <w:i/>
+          <w:color w:val="646464"/>
+          <w:sz w:val="19"/>
+        </w:rPr>
+        <w:t>Figure 5.4: Grafana Cluster Overview Dashboard rendering real-time metrics scraped by Prometheus, including Cluster CPU utilization, Memory consumption, Node health status, Pod restart counts, and Network I/O throughput.</w:t>
+      </w:r>
+    </w:p>
+    <w:p/>
+    <w:p>
+      <w:pPr>
         <w:spacing w:after="267"/>
         <w:ind w:right="1105"/>
       </w:pPr>
@@ -8235,6 +8606,112 @@
     <w:p/>
     <w:p>
       <w:pPr>
+        <w:jc w:val="center"/>
+      </w:pPr>
+      <w:r>
+        <w:drawing>
+          <wp:inline xmlns:a="http://schemas.openxmlformats.org/drawingml/2006/main" xmlns:pic="http://schemas.openxmlformats.org/drawingml/2006/picture">
+            <wp:extent cx="5486400" cy="3028148"/>
+            <wp:docPr id="14217" name="Picture 14217"/>
+            <wp:cNvGraphicFramePr>
+              <a:graphicFrameLocks noChangeAspect="1"/>
+            </wp:cNvGraphicFramePr>
+            <a:graphic>
+              <a:graphicData uri="http://schemas.openxmlformats.org/drawingml/2006/picture">
+                <pic:pic>
+                  <pic:nvPicPr>
+                    <pic:cNvPr id="0" name="image.png"/>
+                    <pic:cNvPicPr/>
+                  </pic:nvPicPr>
+                  <pic:blipFill>
+                    <a:blip r:embed="rId56"/>
+                    <a:stretch>
+                      <a:fillRect/>
+                    </a:stretch>
+                  </pic:blipFill>
+                  <pic:spPr>
+                    <a:xfrm>
+                      <a:off x="0" y="0"/>
+                      <a:ext cx="5486400" cy="3028148"/>
+                    </a:xfrm>
+                    <a:prstGeom prst="rect"/>
+                  </pic:spPr>
+                </pic:pic>
+              </a:graphicData>
+            </a:graphic>
+          </wp:inline>
+        </w:drawing>
+      </w:r>
+    </w:p>
+    <w:p>
+      <w:pPr>
+        <w:jc w:val="center"/>
+      </w:pPr>
+      <w:r>
+        <w:rPr>
+          <w:i/>
+          <w:color w:val="646464"/>
+          <w:sz w:val="19"/>
+        </w:rPr>
+        <w:t>Figure 5.5a: Kibana log discovery interface displaying aggregated container stdout/stderr log streams ingested by Fluentd into Elasticsearch under index pattern logstash-*.</w:t>
+      </w:r>
+    </w:p>
+    <w:p/>
+    <w:p>
+      <w:pPr>
+        <w:jc w:val="center"/>
+      </w:pPr>
+      <w:r>
+        <w:drawing>
+          <wp:inline xmlns:a="http://schemas.openxmlformats.org/drawingml/2006/main" xmlns:pic="http://schemas.openxmlformats.org/drawingml/2006/picture">
+            <wp:extent cx="5486400" cy="3028148"/>
+            <wp:docPr id="14218" name="Picture 14218"/>
+            <wp:cNvGraphicFramePr>
+              <a:graphicFrameLocks noChangeAspect="1"/>
+            </wp:cNvGraphicFramePr>
+            <a:graphic>
+              <a:graphicData uri="http://schemas.openxmlformats.org/drawingml/2006/picture">
+                <pic:pic>
+                  <pic:nvPicPr>
+                    <pic:cNvPr id="0" name="image.png"/>
+                    <pic:cNvPicPr/>
+                  </pic:nvPicPr>
+                  <pic:blipFill>
+                    <a:blip r:embed="rId57"/>
+                    <a:stretch>
+                      <a:fillRect/>
+                    </a:stretch>
+                  </pic:blipFill>
+                  <pic:spPr>
+                    <a:xfrm>
+                      <a:off x="0" y="0"/>
+                      <a:ext cx="5486400" cy="3028148"/>
+                    </a:xfrm>
+                    <a:prstGeom prst="rect"/>
+                  </pic:spPr>
+                </pic:pic>
+              </a:graphicData>
+            </a:graphic>
+          </wp:inline>
+        </w:drawing>
+      </w:r>
+    </w:p>
+    <w:p>
+      <w:pPr>
+        <w:jc w:val="center"/>
+      </w:pPr>
+      <w:r>
+        <w:rPr>
+          <w:i/>
+          <w:color w:val="646464"/>
+          <w:sz w:val="19"/>
+        </w:rPr>
+        <w:t>Figure 5.5b: Kibana Lucene query search results filtering HTTP request logs and JSON pod metadata for namespace sample-app.</w:t>
+      </w:r>
+    </w:p>
+    <w:p/>
+    <w:p>
+      <w:pPr>
         <w:numPr>
           <w:ilvl w:val="0"/>
           <w:numId w:val="7"/>
@@ -9253,6 +9730,112 @@
     <w:p/>
     <w:p>
       <w:pPr>
+        <w:jc w:val="center"/>
+      </w:pPr>
+      <w:r>
+        <w:drawing>
+          <wp:inline xmlns:a="http://schemas.openxmlformats.org/drawingml/2006/main" xmlns:pic="http://schemas.openxmlformats.org/drawingml/2006/picture">
+            <wp:extent cx="5486400" cy="3781303"/>
+            <wp:docPr id="14219" name="Picture 14219"/>
+            <wp:cNvGraphicFramePr>
+              <a:graphicFrameLocks noChangeAspect="1"/>
+            </wp:cNvGraphicFramePr>
+            <a:graphic>
+              <a:graphicData uri="http://schemas.openxmlformats.org/drawingml/2006/picture">
+                <pic:pic>
+                  <pic:nvPicPr>
+                    <pic:cNvPr id="0" name="image.png"/>
+                    <pic:cNvPicPr/>
+                  </pic:nvPicPr>
+                  <pic:blipFill>
+                    <a:blip r:embed="rId58"/>
+                    <a:stretch>
+                      <a:fillRect/>
+                    </a:stretch>
+                  </pic:blipFill>
+                  <pic:spPr>
+                    <a:xfrm>
+                      <a:off x="0" y="0"/>
+                      <a:ext cx="5486400" cy="3781303"/>
+                    </a:xfrm>
+                    <a:prstGeom prst="rect"/>
+                  </pic:spPr>
+                </pic:pic>
+              </a:graphicData>
+            </a:graphic>
+          </wp:inline>
+        </w:drawing>
+      </w:r>
+    </w:p>
+    <w:p>
+      <w:pPr>
+        <w:jc w:val="center"/>
+      </w:pPr>
+      <w:r>
+        <w:rPr>
+          <w:i/>
+          <w:color w:val="646464"/>
+          <w:sz w:val="19"/>
+        </w:rPr>
+        <w:t>Figure 5.6a: Code snippet of sample-app/hpa.yaml configuring HorizontalPodAutoscaler to target web-rollout between 3 and 10 replicas at a 60% CPU utilization threshold.</w:t>
+      </w:r>
+    </w:p>
+    <w:p/>
+    <w:p>
+      <w:pPr>
+        <w:jc w:val="center"/>
+      </w:pPr>
+      <w:r>
+        <w:drawing>
+          <wp:inline xmlns:a="http://schemas.openxmlformats.org/drawingml/2006/main" xmlns:pic="http://schemas.openxmlformats.org/drawingml/2006/picture">
+            <wp:extent cx="5486400" cy="722159"/>
+            <wp:docPr id="14220" name="Picture 14220"/>
+            <wp:cNvGraphicFramePr>
+              <a:graphicFrameLocks noChangeAspect="1"/>
+            </wp:cNvGraphicFramePr>
+            <a:graphic>
+              <a:graphicData uri="http://schemas.openxmlformats.org/drawingml/2006/picture">
+                <pic:pic>
+                  <pic:nvPicPr>
+                    <pic:cNvPr id="0" name="image.png"/>
+                    <pic:cNvPicPr/>
+                  </pic:nvPicPr>
+                  <pic:blipFill>
+                    <a:blip r:embed="rId59"/>
+                    <a:stretch>
+                      <a:fillRect/>
+                    </a:stretch>
+                  </pic:blipFill>
+                  <pic:spPr>
+                    <a:xfrm>
+                      <a:off x="0" y="0"/>
+                      <a:ext cx="5486400" cy="722159"/>
+                    </a:xfrm>
+                    <a:prstGeom prst="rect"/>
+                  </pic:spPr>
+                </pic:pic>
+              </a:graphicData>
+            </a:graphic>
+          </wp:inline>
+        </w:drawing>
+      </w:r>
+    </w:p>
+    <w:p>
+      <w:pPr>
+        <w:jc w:val="center"/>
+      </w:pPr>
+      <w:r>
+        <w:rPr>
+          <w:i/>
+          <w:color w:val="646464"/>
+          <w:sz w:val="19"/>
+        </w:rPr>
+        <w:t>Figure 5.6b: Terminal output of kubectl get hpa -n sample-app confirming initial baseline 2% CPU utilization and 3 active replicas.</w:t>
+      </w:r>
+    </w:p>
+    <w:p/>
+    <w:p>
+      <w:pPr>
         <w:spacing w:after="325"/>
         <w:ind w:right="1105"/>
       </w:pPr>
@@ -10463,6 +11046,165 @@
     <w:p/>
     <w:p>
       <w:pPr>
+        <w:jc w:val="center"/>
+      </w:pPr>
+      <w:r>
+        <w:drawing>
+          <wp:inline xmlns:a="http://schemas.openxmlformats.org/drawingml/2006/main" xmlns:pic="http://schemas.openxmlformats.org/drawingml/2006/picture">
+            <wp:extent cx="5486400" cy="1073208"/>
+            <wp:docPr id="14221" name="Picture 14221"/>
+            <wp:cNvGraphicFramePr>
+              <a:graphicFrameLocks noChangeAspect="1"/>
+            </wp:cNvGraphicFramePr>
+            <a:graphic>
+              <a:graphicData uri="http://schemas.openxmlformats.org/drawingml/2006/picture">
+                <pic:pic>
+                  <pic:nvPicPr>
+                    <pic:cNvPr id="0" name="image.png"/>
+                    <pic:cNvPicPr/>
+                  </pic:nvPicPr>
+                  <pic:blipFill>
+                    <a:blip r:embed="rId60"/>
+                    <a:stretch>
+                      <a:fillRect/>
+                    </a:stretch>
+                  </pic:blipFill>
+                  <pic:spPr>
+                    <a:xfrm>
+                      <a:off x="0" y="0"/>
+                      <a:ext cx="5486400" cy="1073208"/>
+                    </a:xfrm>
+                    <a:prstGeom prst="rect"/>
+                  </pic:spPr>
+                </pic:pic>
+              </a:graphicData>
+            </a:graphic>
+          </wp:inline>
+        </w:drawing>
+      </w:r>
+    </w:p>
+    <w:p>
+      <w:pPr>
+        <w:jc w:val="center"/>
+      </w:pPr>
+      <w:r>
+        <w:rPr>
+          <w:i/>
+          <w:color w:val="646464"/>
+          <w:sz w:val="19"/>
+        </w:rPr>
+        <w:t>Figure 5.7a: HPA status before load testing showing normal operating baseline with 3 active replicas.</w:t>
+      </w:r>
+    </w:p>
+    <w:p/>
+    <w:p>
+      <w:pPr>
+        <w:jc w:val="center"/>
+      </w:pPr>
+      <w:r>
+        <w:drawing>
+          <wp:inline xmlns:a="http://schemas.openxmlformats.org/drawingml/2006/main" xmlns:pic="http://schemas.openxmlformats.org/drawingml/2006/picture">
+            <wp:extent cx="5486400" cy="1614827"/>
+            <wp:docPr id="14222" name="Picture 14222"/>
+            <wp:cNvGraphicFramePr>
+              <a:graphicFrameLocks noChangeAspect="1"/>
+            </wp:cNvGraphicFramePr>
+            <a:graphic>
+              <a:graphicData uri="http://schemas.openxmlformats.org/drawingml/2006/picture">
+                <pic:pic>
+                  <pic:nvPicPr>
+                    <pic:cNvPr id="0" name="image.png"/>
+                    <pic:cNvPicPr/>
+                  </pic:nvPicPr>
+                  <pic:blipFill>
+                    <a:blip r:embed="rId61"/>
+                    <a:stretch>
+                      <a:fillRect/>
+                    </a:stretch>
+                  </pic:blipFill>
+                  <pic:spPr>
+                    <a:xfrm>
+                      <a:off x="0" y="0"/>
+                      <a:ext cx="5486400" cy="1614827"/>
+                    </a:xfrm>
+                    <a:prstGeom prst="rect"/>
+                  </pic:spPr>
+                </pic:pic>
+              </a:graphicData>
+            </a:graphic>
+          </wp:inline>
+        </w:drawing>
+      </w:r>
+    </w:p>
+    <w:p>
+      <w:pPr>
+        <w:jc w:val="center"/>
+      </w:pPr>
+      <w:r>
+        <w:rPr>
+          <w:i/>
+          <w:color w:val="646464"/>
+          <w:sz w:val="19"/>
+        </w:rPr>
+        <w:t>Figure 5.7b: Terminal output during Apache Benchmark (ab) load test showing CPU usage surging to 185% and HPA scaling replicas from 3 to 10.</w:t>
+      </w:r>
+    </w:p>
+    <w:p/>
+    <w:p>
+      <w:pPr>
+        <w:jc w:val="center"/>
+      </w:pPr>
+      <w:r>
+        <w:drawing>
+          <wp:inline xmlns:a="http://schemas.openxmlformats.org/drawingml/2006/main" xmlns:pic="http://schemas.openxmlformats.org/drawingml/2006/picture">
+            <wp:extent cx="5486400" cy="3317936"/>
+            <wp:docPr id="14223" name="Picture 14223"/>
+            <wp:cNvGraphicFramePr>
+              <a:graphicFrameLocks noChangeAspect="1"/>
+            </wp:cNvGraphicFramePr>
+            <a:graphic>
+              <a:graphicData uri="http://schemas.openxmlformats.org/drawingml/2006/picture">
+                <pic:pic>
+                  <pic:nvPicPr>
+                    <pic:cNvPr id="0" name="image.png"/>
+                    <pic:cNvPicPr/>
+                  </pic:nvPicPr>
+                  <pic:blipFill>
+                    <a:blip r:embed="rId62"/>
+                    <a:stretch>
+                      <a:fillRect/>
+                    </a:stretch>
+                  </pic:blipFill>
+                  <pic:spPr>
+                    <a:xfrm>
+                      <a:off x="0" y="0"/>
+                      <a:ext cx="5486400" cy="3317936"/>
+                    </a:xfrm>
+                    <a:prstGeom prst="rect"/>
+                  </pic:spPr>
+                </pic:pic>
+              </a:graphicData>
+            </a:graphic>
+          </wp:inline>
+        </w:drawing>
+      </w:r>
+    </w:p>
+    <w:p>
+      <w:pPr>
+        <w:jc w:val="center"/>
+      </w:pPr>
+      <w:r>
+        <w:rPr>
+          <w:i/>
+          <w:color w:val="646464"/>
+          <w:sz w:val="19"/>
+        </w:rPr>
+        <w:t>Figure 5.7c: Grafana telemetry graph capturing the dynamic replica scaling timeline from 3 to 10 pods during peak traffic.</w:t>
+      </w:r>
+    </w:p>
+    <w:p/>
+    <w:p>
+      <w:pPr>
         <w:numPr>
           <w:ilvl w:val="0"/>
           <w:numId w:val="8"/>
@@ -11355,6 +12097,59 @@
     <w:p/>
     <w:p>
       <w:pPr>
+        <w:jc w:val="center"/>
+      </w:pPr>
+      <w:r>
+        <w:drawing>
+          <wp:inline xmlns:a="http://schemas.openxmlformats.org/drawingml/2006/main" xmlns:pic="http://schemas.openxmlformats.org/drawingml/2006/picture">
+            <wp:extent cx="5486400" cy="1795367"/>
+            <wp:docPr id="14224" name="Picture 14224"/>
+            <wp:cNvGraphicFramePr>
+              <a:graphicFrameLocks noChangeAspect="1"/>
+            </wp:cNvGraphicFramePr>
+            <a:graphic>
+              <a:graphicData uri="http://schemas.openxmlformats.org/drawingml/2006/picture">
+                <pic:pic>
+                  <pic:nvPicPr>
+                    <pic:cNvPr id="0" name="image.png"/>
+                    <pic:cNvPicPr/>
+                  </pic:nvPicPr>
+                  <pic:blipFill>
+                    <a:blip r:embed="rId63"/>
+                    <a:stretch>
+                      <a:fillRect/>
+                    </a:stretch>
+                  </pic:blipFill>
+                  <pic:spPr>
+                    <a:xfrm>
+                      <a:off x="0" y="0"/>
+                      <a:ext cx="5486400" cy="1795367"/>
+                    </a:xfrm>
+                    <a:prstGeom prst="rect"/>
+                  </pic:spPr>
+                </pic:pic>
+              </a:graphicData>
+            </a:graphic>
+          </wp:inline>
+        </w:drawing>
+      </w:r>
+    </w:p>
+    <w:p>
+      <w:pPr>
+        <w:jc w:val="center"/>
+      </w:pPr>
+      <w:r>
+        <w:rPr>
+          <w:i/>
+          <w:color w:val="646464"/>
+          <w:sz w:val="19"/>
+        </w:rPr>
+        <w:t>Figure 5.8: Diagnostic output showing canary pod failure (ImagePullBackOff for non-existent image nginx:99.99.99), Kibana root-cause error logs, and immediate recovery using kubectl argo rollouts undo.</w:t>
+      </w:r>
+    </w:p>
+    <w:p/>
+    <w:p>
+      <w:pPr>
         <w:spacing w:after="325"/>
         <w:ind w:right="1105"/>
       </w:pPr>
@@ -12181,6 +12976,59 @@
     <w:p/>
     <w:p>
       <w:pPr>
+        <w:jc w:val="center"/>
+      </w:pPr>
+      <w:r>
+        <w:drawing>
+          <wp:inline xmlns:a="http://schemas.openxmlformats.org/drawingml/2006/main" xmlns:pic="http://schemas.openxmlformats.org/drawingml/2006/picture">
+            <wp:extent cx="5486400" cy="2336986"/>
+            <wp:docPr id="14225" name="Picture 14225"/>
+            <wp:cNvGraphicFramePr>
+              <a:graphicFrameLocks noChangeAspect="1"/>
+            </wp:cNvGraphicFramePr>
+            <a:graphic>
+              <a:graphicData uri="http://schemas.openxmlformats.org/drawingml/2006/picture">
+                <pic:pic>
+                  <pic:nvPicPr>
+                    <pic:cNvPr id="0" name="image.png"/>
+                    <pic:cNvPicPr/>
+                  </pic:nvPicPr>
+                  <pic:blipFill>
+                    <a:blip r:embed="rId64"/>
+                    <a:stretch>
+                      <a:fillRect/>
+                    </a:stretch>
+                  </pic:blipFill>
+                  <pic:spPr>
+                    <a:xfrm>
+                      <a:off x="0" y="0"/>
+                      <a:ext cx="5486400" cy="2336986"/>
+                    </a:xfrm>
+                    <a:prstGeom prst="rect"/>
+                  </pic:spPr>
+                </pic:pic>
+              </a:graphicData>
+            </a:graphic>
+          </wp:inline>
+        </w:drawing>
+      </w:r>
+    </w:p>
+    <w:p>
+      <w:pPr>
+        <w:jc w:val="center"/>
+      </w:pPr>
+      <w:r>
+        <w:rPr>
+          <w:i/>
+          <w:color w:val="646464"/>
+          <w:sz w:val="19"/>
+        </w:rPr>
+        <w:t>Figure 6.1: Workspace folder tree structure demonstrating structured organization of cluster configs, Helm overrides, Kubernetes manifests, scripts, and documentation.</w:t>
+      </w:r>
+    </w:p>
+    <w:p/>
+    <w:p>
+      <w:pPr>
         <w:spacing w:after="325"/>
         <w:ind w:right="1105"/>
       </w:pPr>
@@ -13014,6 +13862,59 @@
     <w:p/>
     <w:p>
       <w:pPr>
+        <w:jc w:val="center"/>
+      </w:pPr>
+      <w:r>
+        <w:drawing>
+          <wp:inline xmlns:a="http://schemas.openxmlformats.org/drawingml/2006/main" xmlns:pic="http://schemas.openxmlformats.org/drawingml/2006/picture">
+            <wp:extent cx="5486400" cy="1434287"/>
+            <wp:docPr id="14226" name="Picture 14226"/>
+            <wp:cNvGraphicFramePr>
+              <a:graphicFrameLocks noChangeAspect="1"/>
+            </wp:cNvGraphicFramePr>
+            <a:graphic>
+              <a:graphicData uri="http://schemas.openxmlformats.org/drawingml/2006/picture">
+                <pic:pic>
+                  <pic:nvPicPr>
+                    <pic:cNvPr id="0" name="image.png"/>
+                    <pic:cNvPicPr/>
+                  </pic:nvPicPr>
+                  <pic:blipFill>
+                    <a:blip r:embed="rId65"/>
+                    <a:stretch>
+                      <a:fillRect/>
+                    </a:stretch>
+                  </pic:blipFill>
+                  <pic:spPr>
+                    <a:xfrm>
+                      <a:off x="0" y="0"/>
+                      <a:ext cx="5486400" cy="1434287"/>
+                    </a:xfrm>
+                    <a:prstGeom prst="rect"/>
+                  </pic:spPr>
+                </pic:pic>
+              </a:graphicData>
+            </a:graphic>
+          </wp:inline>
+        </w:drawing>
+      </w:r>
+    </w:p>
+    <w:p>
+      <w:pPr>
+        <w:jc w:val="center"/>
+      </w:pPr>
+      <w:r>
+        <w:rPr>
+          <w:i/>
+          <w:color w:val="646464"/>
+          <w:sz w:val="19"/>
+        </w:rPr>
+        <w:t>Figure 6.2: File listing of verified Kubernetes manifest templates stored under sample-app/ directory.</w:t>
+      </w:r>
+    </w:p>
+    <w:p/>
+    <w:p>
+      <w:pPr>
         <w:spacing w:after="325"/>
         <w:ind w:right="1105"/>
       </w:pPr>
@@ -13806,6 +14707,59 @@
     <w:p/>
     <w:p>
       <w:pPr>
+        <w:jc w:val="center"/>
+      </w:pPr>
+      <w:r>
+        <w:drawing>
+          <wp:inline xmlns:a="http://schemas.openxmlformats.org/drawingml/2006/main" xmlns:pic="http://schemas.openxmlformats.org/drawingml/2006/picture">
+            <wp:extent cx="5486400" cy="2928830"/>
+            <wp:docPr id="14227" name="Picture 14227"/>
+            <wp:cNvGraphicFramePr>
+              <a:graphicFrameLocks noChangeAspect="1"/>
+            </wp:cNvGraphicFramePr>
+            <a:graphic>
+              <a:graphicData uri="http://schemas.openxmlformats.org/drawingml/2006/picture">
+                <pic:pic>
+                  <pic:nvPicPr>
+                    <pic:cNvPr id="0" name="image.png"/>
+                    <pic:cNvPicPr/>
+                  </pic:nvPicPr>
+                  <pic:blipFill>
+                    <a:blip r:embed="rId66"/>
+                    <a:stretch>
+                      <a:fillRect/>
+                    </a:stretch>
+                  </pic:blipFill>
+                  <pic:spPr>
+                    <a:xfrm>
+                      <a:off x="0" y="0"/>
+                      <a:ext cx="5486400" cy="2928830"/>
+                    </a:xfrm>
+                    <a:prstGeom prst="rect"/>
+                  </pic:spPr>
+                </pic:pic>
+              </a:graphicData>
+            </a:graphic>
+          </wp:inline>
+        </w:drawing>
+      </w:r>
+    </w:p>
+    <w:p>
+      <w:pPr>
+        <w:jc w:val="center"/>
+      </w:pPr>
+      <w:r>
+        <w:rPr>
+          <w:i/>
+          <w:color w:val="646464"/>
+          <w:sz w:val="19"/>
+        </w:rPr>
+        <w:t>Figure 6.3: Container registry image repository view showing built and pushed tags (v1.23, v1.24, latest).</w:t>
+      </w:r>
+    </w:p>
+    <w:p/>
+    <w:p>
+      <w:pPr>
         <w:spacing w:after="325"/>
         <w:ind w:right="1105"/>
       </w:pPr>
@@ -14820,6 +15774,112 @@
     <w:p/>
     <w:p>
       <w:pPr>
+        <w:jc w:val="center"/>
+      </w:pPr>
+      <w:r>
+        <w:drawing>
+          <wp:inline xmlns:a="http://schemas.openxmlformats.org/drawingml/2006/main" xmlns:pic="http://schemas.openxmlformats.org/drawingml/2006/picture">
+            <wp:extent cx="5486400" cy="3018208"/>
+            <wp:docPr id="14228" name="Picture 14228"/>
+            <wp:cNvGraphicFramePr>
+              <a:graphicFrameLocks noChangeAspect="1"/>
+            </wp:cNvGraphicFramePr>
+            <a:graphic>
+              <a:graphicData uri="http://schemas.openxmlformats.org/drawingml/2006/picture">
+                <pic:pic>
+                  <pic:nvPicPr>
+                    <pic:cNvPr id="0" name="cicd-pipeline-config.png"/>
+                    <pic:cNvPicPr/>
+                  </pic:nvPicPr>
+                  <pic:blipFill>
+                    <a:blip r:embed="rId80"/>
+                    <a:stretch>
+                      <a:fillRect/>
+                    </a:stretch>
+                  </pic:blipFill>
+                  <pic:spPr>
+                    <a:xfrm>
+                      <a:off x="0" y="0"/>
+                      <a:ext cx="5486400" cy="3018208"/>
+                    </a:xfrm>
+                    <a:prstGeom prst="rect"/>
+                  </pic:spPr>
+                </pic:pic>
+              </a:graphicData>
+            </a:graphic>
+          </wp:inline>
+        </w:drawing>
+      </w:r>
+    </w:p>
+    <w:p>
+      <w:pPr>
+        <w:jc w:val="center"/>
+      </w:pPr>
+      <w:r>
+        <w:rPr>
+          <w:i/>
+          <w:color w:val="646464"/>
+          <w:sz w:val="19"/>
+        </w:rPr>
+        <w:t>Figure 6.4a: GitHub Actions workflow YAML configuration file detailing automated checkout, container build, registry push, and rollout deployment steps.</w:t>
+      </w:r>
+    </w:p>
+    <w:p/>
+    <w:p>
+      <w:pPr>
+        <w:jc w:val="center"/>
+      </w:pPr>
+      <w:r>
+        <w:drawing>
+          <wp:inline xmlns:a="http://schemas.openxmlformats.org/drawingml/2006/main" xmlns:pic="http://schemas.openxmlformats.org/drawingml/2006/picture">
+            <wp:extent cx="5486400" cy="3018208"/>
+            <wp:docPr id="14229" name="Picture 14229"/>
+            <wp:cNvGraphicFramePr>
+              <a:graphicFrameLocks noChangeAspect="1"/>
+            </wp:cNvGraphicFramePr>
+            <a:graphic>
+              <a:graphicData uri="http://schemas.openxmlformats.org/drawingml/2006/picture">
+                <pic:pic>
+                  <pic:nvPicPr>
+                    <pic:cNvPr id="0" name="cicd-pipeline-success.png"/>
+                    <pic:cNvPicPr/>
+                  </pic:nvPicPr>
+                  <pic:blipFill>
+                    <a:blip r:embed="rId81"/>
+                    <a:stretch>
+                      <a:fillRect/>
+                    </a:stretch>
+                  </pic:blipFill>
+                  <pic:spPr>
+                    <a:xfrm>
+                      <a:off x="0" y="0"/>
+                      <a:ext cx="5486400" cy="3018208"/>
+                    </a:xfrm>
+                    <a:prstGeom prst="rect"/>
+                  </pic:spPr>
+                </pic:pic>
+              </a:graphicData>
+            </a:graphic>
+          </wp:inline>
+        </w:drawing>
+      </w:r>
+    </w:p>
+    <w:p>
+      <w:pPr>
+        <w:jc w:val="center"/>
+      </w:pPr>
+      <w:r>
+        <w:rPr>
+          <w:i/>
+          <w:color w:val="646464"/>
+          <w:sz w:val="19"/>
+        </w:rPr>
+        <w:t>Figure 6.4b: Successful CI/CD pipeline execution run showing completion of build, test, push, and Kubernetes deployment stages.</w:t>
+      </w:r>
+    </w:p>
+    <w:p/>
+    <w:p>
+      <w:pPr>
         <w:spacing w:after="325"/>
         <w:ind w:right="1105"/>
       </w:pPr>
@@ -15795,6 +16855,112 @@
     <w:p/>
     <w:p>
       <w:pPr>
+        <w:jc w:val="center"/>
+      </w:pPr>
+      <w:r>
+        <w:drawing>
+          <wp:inline xmlns:a="http://schemas.openxmlformats.org/drawingml/2006/main" xmlns:pic="http://schemas.openxmlformats.org/drawingml/2006/picture">
+            <wp:extent cx="5486400" cy="722159"/>
+            <wp:docPr id="14230" name="Picture 14230"/>
+            <wp:cNvGraphicFramePr>
+              <a:graphicFrameLocks noChangeAspect="1"/>
+            </wp:cNvGraphicFramePr>
+            <a:graphic>
+              <a:graphicData uri="http://schemas.openxmlformats.org/drawingml/2006/picture">
+                <pic:pic>
+                  <pic:nvPicPr>
+                    <pic:cNvPr id="0" name="image.png"/>
+                    <pic:cNvPicPr/>
+                  </pic:nvPicPr>
+                  <pic:blipFill>
+                    <a:blip r:embed="rId69"/>
+                    <a:stretch>
+                      <a:fillRect/>
+                    </a:stretch>
+                  </pic:blipFill>
+                  <pic:spPr>
+                    <a:xfrm>
+                      <a:off x="0" y="0"/>
+                      <a:ext cx="5486400" cy="722159"/>
+                    </a:xfrm>
+                    <a:prstGeom prst="rect"/>
+                  </pic:spPr>
+                </pic:pic>
+              </a:graphicData>
+            </a:graphic>
+          </wp:inline>
+        </w:drawing>
+      </w:r>
+    </w:p>
+    <w:p>
+      <w:pPr>
+        <w:jc w:val="center"/>
+      </w:pPr>
+      <w:r>
+        <w:rPr>
+          <w:i/>
+          <w:color w:val="646464"/>
+          <w:sz w:val="19"/>
+        </w:rPr>
+        <w:t>Figure 6.5a: Terminal output verifying running status of argo-rollouts-controller pod in namespace argo-rollouts.</w:t>
+      </w:r>
+    </w:p>
+    <w:p/>
+    <w:p>
+      <w:pPr>
+        <w:jc w:val="center"/>
+      </w:pPr>
+      <w:r>
+        <w:drawing>
+          <wp:inline xmlns:a="http://schemas.openxmlformats.org/drawingml/2006/main" xmlns:pic="http://schemas.openxmlformats.org/drawingml/2006/picture">
+            <wp:extent cx="5486400" cy="2878605"/>
+            <wp:docPr id="14231" name="Picture 14231"/>
+            <wp:cNvGraphicFramePr>
+              <a:graphicFrameLocks noChangeAspect="1"/>
+            </wp:cNvGraphicFramePr>
+            <a:graphic>
+              <a:graphicData uri="http://schemas.openxmlformats.org/drawingml/2006/picture">
+                <pic:pic>
+                  <pic:nvPicPr>
+                    <pic:cNvPr id="0" name="image.png"/>
+                    <pic:cNvPicPr/>
+                  </pic:nvPicPr>
+                  <pic:blipFill>
+                    <a:blip r:embed="rId70"/>
+                    <a:stretch>
+                      <a:fillRect/>
+                    </a:stretch>
+                  </pic:blipFill>
+                  <pic:spPr>
+                    <a:xfrm>
+                      <a:off x="0" y="0"/>
+                      <a:ext cx="5486400" cy="2878605"/>
+                    </a:xfrm>
+                    <a:prstGeom prst="rect"/>
+                  </pic:spPr>
+                </pic:pic>
+              </a:graphicData>
+            </a:graphic>
+          </wp:inline>
+        </w:drawing>
+      </w:r>
+    </w:p>
+    <w:p>
+      <w:pPr>
+        <w:jc w:val="center"/>
+      </w:pPr>
+      <w:r>
+        <w:rPr>
+          <w:i/>
+          <w:color w:val="646464"/>
+          <w:sz w:val="19"/>
+        </w:rPr>
+        <w:t>Figure 6.5b: Argo Rollout specification manifest highlighting canary step definitions and pause intervals.</w:t>
+      </w:r>
+    </w:p>
+    <w:p/>
+    <w:p>
+      <w:pPr>
         <w:spacing w:after="325"/>
         <w:ind w:right="1105"/>
       </w:pPr>
@@ -16633,6 +17799,59 @@
     <w:p/>
     <w:p>
       <w:pPr>
+        <w:jc w:val="center"/>
+      </w:pPr>
+      <w:r>
+        <w:drawing>
+          <wp:inline xmlns:a="http://schemas.openxmlformats.org/drawingml/2006/main" xmlns:pic="http://schemas.openxmlformats.org/drawingml/2006/picture">
+            <wp:extent cx="5486400" cy="1434287"/>
+            <wp:docPr id="14232" name="Picture 14232"/>
+            <wp:cNvGraphicFramePr>
+              <a:graphicFrameLocks noChangeAspect="1"/>
+            </wp:cNvGraphicFramePr>
+            <a:graphic>
+              <a:graphicData uri="http://schemas.openxmlformats.org/drawingml/2006/picture">
+                <pic:pic>
+                  <pic:nvPicPr>
+                    <pic:cNvPr id="0" name="image.png"/>
+                    <pic:cNvPicPr/>
+                  </pic:nvPicPr>
+                  <pic:blipFill>
+                    <a:blip r:embed="rId71"/>
+                    <a:stretch>
+                      <a:fillRect/>
+                    </a:stretch>
+                  </pic:blipFill>
+                  <pic:spPr>
+                    <a:xfrm>
+                      <a:off x="0" y="0"/>
+                      <a:ext cx="5486400" cy="1434287"/>
+                    </a:xfrm>
+                    <a:prstGeom prst="rect"/>
+                  </pic:spPr>
+                </pic:pic>
+              </a:graphicData>
+            </a:graphic>
+          </wp:inline>
+        </w:drawing>
+      </w:r>
+    </w:p>
+    <w:p>
+      <w:pPr>
+        <w:jc w:val="center"/>
+      </w:pPr>
+      <w:r>
+        <w:rPr>
+          <w:i/>
+          <w:color w:val="646464"/>
+          <w:sz w:val="19"/>
+        </w:rPr>
+        <w:t>Figure 6.6: Argo Rollouts CLI status view demonstrating active canary step progression (20% → 50% → 100%) and revision pod tracking.</w:t>
+      </w:r>
+    </w:p>
+    <w:p/>
+    <w:p>
+      <w:pPr>
         <w:spacing w:after="322"/>
         <w:ind w:right="1105"/>
       </w:pPr>
@@ -17515,6 +18734,59 @@
     <w:p/>
     <w:p>
       <w:pPr>
+        <w:jc w:val="center"/>
+      </w:pPr>
+      <w:r>
+        <w:drawing>
+          <wp:inline xmlns:a="http://schemas.openxmlformats.org/drawingml/2006/main" xmlns:pic="http://schemas.openxmlformats.org/drawingml/2006/picture">
+            <wp:extent cx="5486400" cy="1253748"/>
+            <wp:docPr id="14233" name="Picture 14233"/>
+            <wp:cNvGraphicFramePr>
+              <a:graphicFrameLocks noChangeAspect="1"/>
+            </wp:cNvGraphicFramePr>
+            <a:graphic>
+              <a:graphicData uri="http://schemas.openxmlformats.org/drawingml/2006/picture">
+                <pic:pic>
+                  <pic:nvPicPr>
+                    <pic:cNvPr id="0" name="image.png"/>
+                    <pic:cNvPicPr/>
+                  </pic:nvPicPr>
+                  <pic:blipFill>
+                    <a:blip r:embed="rId72"/>
+                    <a:stretch>
+                      <a:fillRect/>
+                    </a:stretch>
+                  </pic:blipFill>
+                  <pic:spPr>
+                    <a:xfrm>
+                      <a:off x="0" y="0"/>
+                      <a:ext cx="5486400" cy="1253748"/>
+                    </a:xfrm>
+                    <a:prstGeom prst="rect"/>
+                  </pic:spPr>
+                </pic:pic>
+              </a:graphicData>
+            </a:graphic>
+          </wp:inline>
+        </w:drawing>
+      </w:r>
+    </w:p>
+    <w:p>
+      <w:pPr>
+        <w:jc w:val="center"/>
+      </w:pPr>
+      <w:r>
+        <w:rPr>
+          <w:i/>
+          <w:color w:val="646464"/>
+          <w:sz w:val="19"/>
+        </w:rPr>
+        <w:t>Figure 6.7: Terminal output of kubectl argo rollouts undo restoring stable revision nginx:1.23 within 15 seconds of failure detection.</w:t>
+      </w:r>
+    </w:p>
+    <w:p/>
+    <w:p>
+      <w:pPr>
         <w:spacing w:after="325"/>
         <w:ind w:right="1105"/>
       </w:pPr>
@@ -18529,6 +19801,112 @@
     <w:p/>
     <w:p>
       <w:pPr>
+        <w:jc w:val="center"/>
+      </w:pPr>
+      <w:r>
+        <w:drawing>
+          <wp:inline xmlns:a="http://schemas.openxmlformats.org/drawingml/2006/main" xmlns:pic="http://schemas.openxmlformats.org/drawingml/2006/picture">
+            <wp:extent cx="5486400" cy="4503462"/>
+            <wp:docPr id="14234" name="Picture 14234"/>
+            <wp:cNvGraphicFramePr>
+              <a:graphicFrameLocks noChangeAspect="1"/>
+            </wp:cNvGraphicFramePr>
+            <a:graphic>
+              <a:graphicData uri="http://schemas.openxmlformats.org/drawingml/2006/picture">
+                <pic:pic>
+                  <pic:nvPicPr>
+                    <pic:cNvPr id="0" name="image.png"/>
+                    <pic:cNvPicPr/>
+                  </pic:nvPicPr>
+                  <pic:blipFill>
+                    <a:blip r:embed="rId73"/>
+                    <a:stretch>
+                      <a:fillRect/>
+                    </a:stretch>
+                  </pic:blipFill>
+                  <pic:spPr>
+                    <a:xfrm>
+                      <a:off x="0" y="0"/>
+                      <a:ext cx="5486400" cy="4503462"/>
+                    </a:xfrm>
+                    <a:prstGeom prst="rect"/>
+                  </pic:spPr>
+                </pic:pic>
+              </a:graphicData>
+            </a:graphic>
+          </wp:inline>
+        </w:drawing>
+      </w:r>
+    </w:p>
+    <w:p>
+      <w:pPr>
+        <w:jc w:val="center"/>
+      </w:pPr>
+      <w:r>
+        <w:rPr>
+          <w:i/>
+          <w:color w:val="646464"/>
+          <w:sz w:val="19"/>
+        </w:rPr>
+        <w:t>Figure 7.1a: RBAC manifest establishing restricted pod-reader Role and RoleBinding for developer-user.</w:t>
+      </w:r>
+    </w:p>
+    <w:p/>
+    <w:p>
+      <w:pPr>
+        <w:jc w:val="center"/>
+      </w:pPr>
+      <w:r>
+        <w:drawing>
+          <wp:inline xmlns:a="http://schemas.openxmlformats.org/drawingml/2006/main" xmlns:pic="http://schemas.openxmlformats.org/drawingml/2006/picture">
+            <wp:extent cx="5486400" cy="1073208"/>
+            <wp:docPr id="14235" name="Picture 14235"/>
+            <wp:cNvGraphicFramePr>
+              <a:graphicFrameLocks noChangeAspect="1"/>
+            </wp:cNvGraphicFramePr>
+            <a:graphic>
+              <a:graphicData uri="http://schemas.openxmlformats.org/drawingml/2006/picture">
+                <pic:pic>
+                  <pic:nvPicPr>
+                    <pic:cNvPr id="0" name="image.png"/>
+                    <pic:cNvPicPr/>
+                  </pic:nvPicPr>
+                  <pic:blipFill>
+                    <a:blip r:embed="rId74"/>
+                    <a:stretch>
+                      <a:fillRect/>
+                    </a:stretch>
+                  </pic:blipFill>
+                  <pic:spPr>
+                    <a:xfrm>
+                      <a:off x="0" y="0"/>
+                      <a:ext cx="5486400" cy="1073208"/>
+                    </a:xfrm>
+                    <a:prstGeom prst="rect"/>
+                  </pic:spPr>
+                </pic:pic>
+              </a:graphicData>
+            </a:graphic>
+          </wp:inline>
+        </w:drawing>
+      </w:r>
+    </w:p>
+    <w:p>
+      <w:pPr>
+        <w:jc w:val="center"/>
+      </w:pPr>
+      <w:r>
+        <w:rPr>
+          <w:i/>
+          <w:color w:val="646464"/>
+          <w:sz w:val="19"/>
+        </w:rPr>
+        <w:t>Figure 7.1b: kubectl auth can-i execution output confirming developer-user possesses read-only access while write/delete commands are denied.</w:t>
+      </w:r>
+    </w:p>
+    <w:p/>
+    <w:p>
+      <w:pPr>
         <w:numPr>
           <w:ilvl w:val="0"/>
           <w:numId w:val="14"/>
@@ -19553,6 +20931,112 @@
     <w:p/>
     <w:p>
       <w:pPr>
+        <w:jc w:val="center"/>
+      </w:pPr>
+      <w:r>
+        <w:drawing>
+          <wp:inline xmlns:a="http://schemas.openxmlformats.org/drawingml/2006/main" xmlns:pic="http://schemas.openxmlformats.org/drawingml/2006/picture">
+            <wp:extent cx="5486400" cy="3781303"/>
+            <wp:docPr id="14236" name="Picture 14236"/>
+            <wp:cNvGraphicFramePr>
+              <a:graphicFrameLocks noChangeAspect="1"/>
+            </wp:cNvGraphicFramePr>
+            <a:graphic>
+              <a:graphicData uri="http://schemas.openxmlformats.org/drawingml/2006/picture">
+                <pic:pic>
+                  <pic:nvPicPr>
+                    <pic:cNvPr id="0" name="image.png"/>
+                    <pic:cNvPicPr/>
+                  </pic:nvPicPr>
+                  <pic:blipFill>
+                    <a:blip r:embed="rId75"/>
+                    <a:stretch>
+                      <a:fillRect/>
+                    </a:stretch>
+                  </pic:blipFill>
+                  <pic:spPr>
+                    <a:xfrm>
+                      <a:off x="0" y="0"/>
+                      <a:ext cx="5486400" cy="3781303"/>
+                    </a:xfrm>
+                    <a:prstGeom prst="rect"/>
+                  </pic:spPr>
+                </pic:pic>
+              </a:graphicData>
+            </a:graphic>
+          </wp:inline>
+        </w:drawing>
+      </w:r>
+    </w:p>
+    <w:p>
+      <w:pPr>
+        <w:jc w:val="center"/>
+      </w:pPr>
+      <w:r>
+        <w:rPr>
+          <w:i/>
+          <w:color w:val="646464"/>
+          <w:sz w:val="19"/>
+        </w:rPr>
+        <w:t>Figure 7.2a: NetworkPolicy manifest restricting backend ingress traffic exclusively to frontend labeled pods.</w:t>
+      </w:r>
+    </w:p>
+    <w:p/>
+    <w:p>
+      <w:pPr>
+        <w:jc w:val="center"/>
+      </w:pPr>
+      <w:r>
+        <w:drawing>
+          <wp:inline xmlns:a="http://schemas.openxmlformats.org/drawingml/2006/main" xmlns:pic="http://schemas.openxmlformats.org/drawingml/2006/picture">
+            <wp:extent cx="5486400" cy="1074518"/>
+            <wp:docPr id="14237" name="Picture 14237"/>
+            <wp:cNvGraphicFramePr>
+              <a:graphicFrameLocks noChangeAspect="1"/>
+            </wp:cNvGraphicFramePr>
+            <a:graphic>
+              <a:graphicData uri="http://schemas.openxmlformats.org/drawingml/2006/picture">
+                <pic:pic>
+                  <pic:nvPicPr>
+                    <pic:cNvPr id="0" name="image.png"/>
+                    <pic:cNvPicPr/>
+                  </pic:nvPicPr>
+                  <pic:blipFill>
+                    <a:blip r:embed="rId76"/>
+                    <a:stretch>
+                      <a:fillRect/>
+                    </a:stretch>
+                  </pic:blipFill>
+                  <pic:spPr>
+                    <a:xfrm>
+                      <a:off x="0" y="0"/>
+                      <a:ext cx="5486400" cy="1074518"/>
+                    </a:xfrm>
+                    <a:prstGeom prst="rect"/>
+                  </pic:spPr>
+                </pic:pic>
+              </a:graphicData>
+            </a:graphic>
+          </wp:inline>
+        </w:drawing>
+      </w:r>
+    </w:p>
+    <w:p>
+      <w:pPr>
+        <w:jc w:val="center"/>
+      </w:pPr>
+      <w:r>
+        <w:rPr>
+          <w:i/>
+          <w:color w:val="646464"/>
+          <w:sz w:val="19"/>
+        </w:rPr>
+        <w:t>Figure 7.2b: Terminal execution of curl network tests proving successful HTTP 200 connection from frontend pod and connection timeout from unauthorized pods.</w:t>
+      </w:r>
+    </w:p>
+    <w:p/>
+    <w:p>
+      <w:pPr>
         <w:numPr>
           <w:ilvl w:val="0"/>
           <w:numId w:val="15"/>
@@ -20554,6 +22038,112 @@
     <w:p/>
     <w:p>
       <w:pPr>
+        <w:jc w:val="center"/>
+      </w:pPr>
+      <w:r>
+        <w:drawing>
+          <wp:inline xmlns:a="http://schemas.openxmlformats.org/drawingml/2006/main" xmlns:pic="http://schemas.openxmlformats.org/drawingml/2006/picture">
+            <wp:extent cx="5486400" cy="1975906"/>
+            <wp:docPr id="14238" name="Picture 14238"/>
+            <wp:cNvGraphicFramePr>
+              <a:graphicFrameLocks noChangeAspect="1"/>
+            </wp:cNvGraphicFramePr>
+            <a:graphic>
+              <a:graphicData uri="http://schemas.openxmlformats.org/drawingml/2006/picture">
+                <pic:pic>
+                  <pic:nvPicPr>
+                    <pic:cNvPr id="0" name="image.png"/>
+                    <pic:cNvPicPr/>
+                  </pic:nvPicPr>
+                  <pic:blipFill>
+                    <a:blip r:embed="rId77"/>
+                    <a:stretch>
+                      <a:fillRect/>
+                    </a:stretch>
+                  </pic:blipFill>
+                  <pic:spPr>
+                    <a:xfrm>
+                      <a:off x="0" y="0"/>
+                      <a:ext cx="5486400" cy="1975906"/>
+                    </a:xfrm>
+                    <a:prstGeom prst="rect"/>
+                  </pic:spPr>
+                </pic:pic>
+              </a:graphicData>
+            </a:graphic>
+          </wp:inline>
+        </w:drawing>
+      </w:r>
+    </w:p>
+    <w:p>
+      <w:pPr>
+        <w:jc w:val="center"/>
+      </w:pPr>
+      <w:r>
+        <w:rPr>
+          <w:i/>
+          <w:color w:val="646464"/>
+          <w:sz w:val="19"/>
+        </w:rPr>
+        <w:t>Figure 7.3a: Kubernetes Secret manifest storing encrypted database credentials (DB_USER and DB_PASS).</w:t>
+      </w:r>
+    </w:p>
+    <w:p/>
+    <w:p>
+      <w:pPr>
+        <w:jc w:val="center"/>
+      </w:pPr>
+      <w:r>
+        <w:drawing>
+          <wp:inline xmlns:a="http://schemas.openxmlformats.org/drawingml/2006/main" xmlns:pic="http://schemas.openxmlformats.org/drawingml/2006/picture">
+            <wp:extent cx="5486400" cy="1073208"/>
+            <wp:docPr id="14239" name="Picture 14239"/>
+            <wp:cNvGraphicFramePr>
+              <a:graphicFrameLocks noChangeAspect="1"/>
+            </wp:cNvGraphicFramePr>
+            <a:graphic>
+              <a:graphicData uri="http://schemas.openxmlformats.org/drawingml/2006/picture">
+                <pic:pic>
+                  <pic:nvPicPr>
+                    <pic:cNvPr id="0" name="image.png"/>
+                    <pic:cNvPicPr/>
+                  </pic:nvPicPr>
+                  <pic:blipFill>
+                    <a:blip r:embed="rId78"/>
+                    <a:stretch>
+                      <a:fillRect/>
+                    </a:stretch>
+                  </pic:blipFill>
+                  <pic:spPr>
+                    <a:xfrm>
+                      <a:off x="0" y="0"/>
+                      <a:ext cx="5486400" cy="1073208"/>
+                    </a:xfrm>
+                    <a:prstGeom prst="rect"/>
+                  </pic:spPr>
+                </pic:pic>
+              </a:graphicData>
+            </a:graphic>
+          </wp:inline>
+        </w:drawing>
+      </w:r>
+    </w:p>
+    <w:p>
+      <w:pPr>
+        <w:jc w:val="center"/>
+      </w:pPr>
+      <w:r>
+        <w:rPr>
+          <w:i/>
+          <w:color w:val="646464"/>
+          <w:sz w:val="19"/>
+        </w:rPr>
+        <w:t>Figure 7.3b: Container environment variable check confirming decrypted injection of database credentials into application pods.</w:t>
+      </w:r>
+    </w:p>
+    <w:p/>
+    <w:p>
+      <w:pPr>
         <w:numPr>
           <w:ilvl w:val="0"/>
           <w:numId w:val="16"/>
@@ -21453,6 +23043,59 @@
                 <pic:pic>
                   <pic:nvPicPr>
                     <pic:cNvPr id="0" name="final-validation-dashboard.png"/>
+                    <pic:cNvPicPr/>
+                  </pic:nvPicPr>
+                  <pic:blipFill>
+                    <a:blip r:embed="rId79"/>
+                    <a:stretch>
+                      <a:fillRect/>
+                    </a:stretch>
+                  </pic:blipFill>
+                  <pic:spPr>
+                    <a:xfrm>
+                      <a:off x="0" y="0"/>
+                      <a:ext cx="5486400" cy="3359791"/>
+                    </a:xfrm>
+                    <a:prstGeom prst="rect"/>
+                  </pic:spPr>
+                </pic:pic>
+              </a:graphicData>
+            </a:graphic>
+          </wp:inline>
+        </w:drawing>
+      </w:r>
+    </w:p>
+    <w:p>
+      <w:pPr>
+        <w:jc w:val="center"/>
+      </w:pPr>
+      <w:r>
+        <w:rPr>
+          <w:i/>
+          <w:color w:val="646464"/>
+          <w:sz w:val="19"/>
+        </w:rPr>
+        <w:t>Figure 8.1: Final Grafana dashboard audit displaying 100% cluster health, 0.00% error rate, stable memory usage, and healthy pod replicas.</w:t>
+      </w:r>
+    </w:p>
+    <w:p/>
+    <w:p>
+      <w:pPr>
+        <w:jc w:val="center"/>
+      </w:pPr>
+      <w:r>
+        <w:drawing>
+          <wp:inline xmlns:a="http://schemas.openxmlformats.org/drawingml/2006/main" xmlns:pic="http://schemas.openxmlformats.org/drawingml/2006/picture">
+            <wp:extent cx="5486400" cy="3359791"/>
+            <wp:docPr id="14240" name="Picture 14240"/>
+            <wp:cNvGraphicFramePr>
+              <a:graphicFrameLocks noChangeAspect="1"/>
+            </wp:cNvGraphicFramePr>
+            <a:graphic>
+              <a:graphicData uri="http://schemas.openxmlformats.org/drawingml/2006/picture">
+                <pic:pic>
+                  <pic:nvPicPr>
+                    <pic:cNvPr id="0" name="image.png"/>
                     <pic:cNvPicPr/>
                   </pic:nvPicPr>
                   <pic:blipFill>

--- a/Devops Fellowship Project 3 Activity 1 and 2.docx
+++ b/Devops Fellowship Project 3 Activity 1 and 2.docx
@@ -4291,6 +4291,59 @@
     <w:p/>
     <w:p>
       <w:pPr>
+        <w:jc w:val="center"/>
+      </w:pPr>
+      <w:r>
+        <w:drawing>
+          <wp:inline xmlns:a="http://schemas.openxmlformats.org/drawingml/2006/main" xmlns:pic="http://schemas.openxmlformats.org/drawingml/2006/picture">
+            <wp:extent cx="5486400" cy="1795367"/>
+            <wp:docPr id="14241" name="Picture 14241"/>
+            <wp:cNvGraphicFramePr>
+              <a:graphicFrameLocks noChangeAspect="1"/>
+            </wp:cNvGraphicFramePr>
+            <a:graphic>
+              <a:graphicData uri="http://schemas.openxmlformats.org/drawingml/2006/picture">
+                <pic:pic>
+                  <pic:nvPicPr>
+                    <pic:cNvPr id="0" name="image.png"/>
+                    <pic:cNvPicPr/>
+                  </pic:nvPicPr>
+                  <pic:blipFill>
+                    <a:blip r:embed="rId49"/>
+                    <a:stretch>
+                      <a:fillRect/>
+                    </a:stretch>
+                  </pic:blipFill>
+                  <pic:spPr>
+                    <a:xfrm>
+                      <a:off x="0" y="0"/>
+                      <a:ext cx="5486400" cy="1795367"/>
+                    </a:xfrm>
+                    <a:prstGeom prst="rect"/>
+                  </pic:spPr>
+                </pic:pic>
+              </a:graphicData>
+            </a:graphic>
+          </wp:inline>
+        </w:drawing>
+      </w:r>
+    </w:p>
+    <w:p>
+      <w:pPr>
+        <w:jc w:val="center"/>
+      </w:pPr>
+      <w:r>
+        <w:rPr>
+          <w:i/>
+          <w:color w:val="646464"/>
+          <w:sz w:val="19"/>
+        </w:rPr>
+        <w:t>Figure 5.1: Terminal output of kubectl get nodes -o wide displaying the 3-node KinD cluster topology with 1 control-plane node (k8s-management-control-plane) and 2 worker nodes (k8s-management-worker &amp; k8s-management-worker2) in healthy Ready status.</w:t>
+      </w:r>
+    </w:p>
+    <w:p/>
+    <w:p>
+      <w:pPr>
         <w:spacing w:after="325"/>
         <w:ind w:right="1105"/>
       </w:pPr>
@@ -5148,6 +5201,59 @@
     <w:p/>
     <w:p>
       <w:pPr>
+        <w:jc w:val="center"/>
+      </w:pPr>
+      <w:r>
+        <w:drawing>
+          <wp:inline xmlns:a="http://schemas.openxmlformats.org/drawingml/2006/main" xmlns:pic="http://schemas.openxmlformats.org/drawingml/2006/picture">
+            <wp:extent cx="5486400" cy="1975906"/>
+            <wp:docPr id="14242" name="Picture 14242"/>
+            <wp:cNvGraphicFramePr>
+              <a:graphicFrameLocks noChangeAspect="1"/>
+            </wp:cNvGraphicFramePr>
+            <a:graphic>
+              <a:graphicData uri="http://schemas.openxmlformats.org/drawingml/2006/picture">
+                <pic:pic>
+                  <pic:nvPicPr>
+                    <pic:cNvPr id="0" name="image.png"/>
+                    <pic:cNvPicPr/>
+                  </pic:nvPicPr>
+                  <pic:blipFill>
+                    <a:blip r:embed="rId50"/>
+                    <a:stretch>
+                      <a:fillRect/>
+                    </a:stretch>
+                  </pic:blipFill>
+                  <pic:spPr>
+                    <a:xfrm>
+                      <a:off x="0" y="0"/>
+                      <a:ext cx="5486400" cy="1975906"/>
+                    </a:xfrm>
+                    <a:prstGeom prst="rect"/>
+                  </pic:spPr>
+                </pic:pic>
+              </a:graphicData>
+            </a:graphic>
+          </wp:inline>
+        </w:drawing>
+      </w:r>
+    </w:p>
+    <w:p>
+      <w:pPr>
+        <w:jc w:val="center"/>
+      </w:pPr>
+      <w:r>
+        <w:rPr>
+          <w:i/>
+          <w:color w:val="646464"/>
+          <w:sz w:val="19"/>
+        </w:rPr>
+        <w:t>Figure 5.2: Terminal output of kubectl get namespaces demonstrating active environment segregation across sample-app, monitoring, logging, and argo-rollouts.</w:t>
+      </w:r>
+    </w:p>
+    <w:p/>
+    <w:p>
+      <w:pPr>
         <w:spacing w:after="323"/>
         <w:ind w:right="1105"/>
       </w:pPr>
@@ -6705,6 +6811,218 @@
     <w:p/>
     <w:p>
       <w:pPr>
+        <w:jc w:val="center"/>
+      </w:pPr>
+      <w:r>
+        <w:drawing>
+          <wp:inline xmlns:a="http://schemas.openxmlformats.org/drawingml/2006/main" xmlns:pic="http://schemas.openxmlformats.org/drawingml/2006/picture">
+            <wp:extent cx="5486400" cy="8655874"/>
+            <wp:docPr id="14243" name="Picture 14243"/>
+            <wp:cNvGraphicFramePr>
+              <a:graphicFrameLocks noChangeAspect="1"/>
+            </wp:cNvGraphicFramePr>
+            <a:graphic>
+              <a:graphicData uri="http://schemas.openxmlformats.org/drawingml/2006/picture">
+                <pic:pic>
+                  <pic:nvPicPr>
+                    <pic:cNvPr id="0" name="image.png"/>
+                    <pic:cNvPicPr/>
+                  </pic:nvPicPr>
+                  <pic:blipFill>
+                    <a:blip r:embed="rId51"/>
+                    <a:stretch>
+                      <a:fillRect/>
+                    </a:stretch>
+                  </pic:blipFill>
+                  <pic:spPr>
+                    <a:xfrm>
+                      <a:off x="0" y="0"/>
+                      <a:ext cx="5486400" cy="8655874"/>
+                    </a:xfrm>
+                    <a:prstGeom prst="rect"/>
+                  </pic:spPr>
+                </pic:pic>
+              </a:graphicData>
+            </a:graphic>
+          </wp:inline>
+        </w:drawing>
+      </w:r>
+    </w:p>
+    <w:p>
+      <w:pPr>
+        <w:jc w:val="center"/>
+      </w:pPr>
+      <w:r>
+        <w:rPr>
+          <w:i/>
+          <w:color w:val="646464"/>
+          <w:sz w:val="19"/>
+        </w:rPr>
+        <w:t>Figure 5.3a: Code snippet of sample-app/rollout.yaml detailing 3 pod replicas, container image nginx:1.23, CPU/memory resource limits, liveness/readiness probes, and canary traffic shifting steps.</w:t>
+      </w:r>
+    </w:p>
+    <w:p/>
+    <w:p>
+      <w:pPr>
+        <w:jc w:val="center"/>
+      </w:pPr>
+      <w:r>
+        <w:drawing>
+          <wp:inline xmlns:a="http://schemas.openxmlformats.org/drawingml/2006/main" xmlns:pic="http://schemas.openxmlformats.org/drawingml/2006/picture">
+            <wp:extent cx="5486400" cy="1073208"/>
+            <wp:docPr id="14244" name="Picture 14244"/>
+            <wp:cNvGraphicFramePr>
+              <a:graphicFrameLocks noChangeAspect="1"/>
+            </wp:cNvGraphicFramePr>
+            <a:graphic>
+              <a:graphicData uri="http://schemas.openxmlformats.org/drawingml/2006/picture">
+                <pic:pic>
+                  <pic:nvPicPr>
+                    <pic:cNvPr id="0" name="image.png"/>
+                    <pic:cNvPicPr/>
+                  </pic:nvPicPr>
+                  <pic:blipFill>
+                    <a:blip r:embed="rId52"/>
+                    <a:stretch>
+                      <a:fillRect/>
+                    </a:stretch>
+                  </pic:blipFill>
+                  <pic:spPr>
+                    <a:xfrm>
+                      <a:off x="0" y="0"/>
+                      <a:ext cx="5486400" cy="1073208"/>
+                    </a:xfrm>
+                    <a:prstGeom prst="rect"/>
+                  </pic:spPr>
+                </pic:pic>
+              </a:graphicData>
+            </a:graphic>
+          </wp:inline>
+        </w:drawing>
+      </w:r>
+    </w:p>
+    <w:p>
+      <w:pPr>
+        <w:jc w:val="center"/>
+      </w:pPr>
+      <w:r>
+        <w:rPr>
+          <w:i/>
+          <w:color w:val="646464"/>
+          <w:sz w:val="19"/>
+        </w:rPr>
+        <w:t>Figure 5.3b: Terminal verification displaying 3 application pods in Running status across worker nodes.</w:t>
+      </w:r>
+    </w:p>
+    <w:p/>
+    <w:p>
+      <w:pPr>
+        <w:jc w:val="center"/>
+      </w:pPr>
+      <w:r>
+        <w:drawing>
+          <wp:inline xmlns:a="http://schemas.openxmlformats.org/drawingml/2006/main" xmlns:pic="http://schemas.openxmlformats.org/drawingml/2006/picture">
+            <wp:extent cx="5486400" cy="722159"/>
+            <wp:docPr id="14245" name="Picture 14245"/>
+            <wp:cNvGraphicFramePr>
+              <a:graphicFrameLocks noChangeAspect="1"/>
+            </wp:cNvGraphicFramePr>
+            <a:graphic>
+              <a:graphicData uri="http://schemas.openxmlformats.org/drawingml/2006/picture">
+                <pic:pic>
+                  <pic:nvPicPr>
+                    <pic:cNvPr id="0" name="image.png"/>
+                    <pic:cNvPicPr/>
+                  </pic:nvPicPr>
+                  <pic:blipFill>
+                    <a:blip r:embed="rId53"/>
+                    <a:stretch>
+                      <a:fillRect/>
+                    </a:stretch>
+                  </pic:blipFill>
+                  <pic:spPr>
+                    <a:xfrm>
+                      <a:off x="0" y="0"/>
+                      <a:ext cx="5486400" cy="722159"/>
+                    </a:xfrm>
+                    <a:prstGeom prst="rect"/>
+                  </pic:spPr>
+                </pic:pic>
+              </a:graphicData>
+            </a:graphic>
+          </wp:inline>
+        </w:drawing>
+      </w:r>
+    </w:p>
+    <w:p>
+      <w:pPr>
+        <w:jc w:val="center"/>
+      </w:pPr>
+      <w:r>
+        <w:rPr>
+          <w:i/>
+          <w:color w:val="646464"/>
+          <w:sz w:val="19"/>
+        </w:rPr>
+        <w:t>Figure 5.3c: Terminal verification showing active ClusterIP service web-service binding port 80.</w:t>
+      </w:r>
+    </w:p>
+    <w:p/>
+    <w:p>
+      <w:pPr>
+        <w:jc w:val="center"/>
+      </w:pPr>
+      <w:r>
+        <w:drawing>
+          <wp:inline xmlns:a="http://schemas.openxmlformats.org/drawingml/2006/main" xmlns:pic="http://schemas.openxmlformats.org/drawingml/2006/picture">
+            <wp:extent cx="5486400" cy="1614827"/>
+            <wp:docPr id="14246" name="Picture 14246"/>
+            <wp:cNvGraphicFramePr>
+              <a:graphicFrameLocks noChangeAspect="1"/>
+            </wp:cNvGraphicFramePr>
+            <a:graphic>
+              <a:graphicData uri="http://schemas.openxmlformats.org/drawingml/2006/picture">
+                <pic:pic>
+                  <pic:nvPicPr>
+                    <pic:cNvPr id="0" name="image.png"/>
+                    <pic:cNvPicPr/>
+                  </pic:nvPicPr>
+                  <pic:blipFill>
+                    <a:blip r:embed="rId54"/>
+                    <a:stretch>
+                      <a:fillRect/>
+                    </a:stretch>
+                  </pic:blipFill>
+                  <pic:spPr>
+                    <a:xfrm>
+                      <a:off x="0" y="0"/>
+                      <a:ext cx="5486400" cy="1614827"/>
+                    </a:xfrm>
+                    <a:prstGeom prst="rect"/>
+                  </pic:spPr>
+                </pic:pic>
+              </a:graphicData>
+            </a:graphic>
+          </wp:inline>
+        </w:drawing>
+      </w:r>
+    </w:p>
+    <w:p>
+      <w:pPr>
+        <w:jc w:val="center"/>
+      </w:pPr>
+      <w:r>
+        <w:rPr>
+          <w:i/>
+          <w:color w:val="646464"/>
+          <w:sz w:val="19"/>
+        </w:rPr>
+        <w:t>Figure 5.3d: Combined kubectl get pods,svc -n sample-app overview confirming high availability deployment.</w:t>
+      </w:r>
+    </w:p>
+    <w:p/>
+    <w:p>
+      <w:pPr>
         <w:numPr>
           <w:ilvl w:val="0"/>
           <w:numId w:val="5"/>
@@ -7593,6 +7911,59 @@
     <w:p/>
     <w:p>
       <w:pPr>
+        <w:jc w:val="center"/>
+      </w:pPr>
+      <w:r>
+        <w:drawing>
+          <wp:inline xmlns:a="http://schemas.openxmlformats.org/drawingml/2006/main" xmlns:pic="http://schemas.openxmlformats.org/drawingml/2006/picture">
+            <wp:extent cx="5486400" cy="1795367"/>
+            <wp:docPr id="14247" name="Picture 14247"/>
+            <wp:cNvGraphicFramePr>
+              <a:graphicFrameLocks noChangeAspect="1"/>
+            </wp:cNvGraphicFramePr>
+            <a:graphic>
+              <a:graphicData uri="http://schemas.openxmlformats.org/drawingml/2006/picture">
+                <pic:pic>
+                  <pic:nvPicPr>
+                    <pic:cNvPr id="0" name="image.png"/>
+                    <pic:cNvPicPr/>
+                  </pic:nvPicPr>
+                  <pic:blipFill>
+                    <a:blip r:embed="rId63"/>
+                    <a:stretch>
+                      <a:fillRect/>
+                    </a:stretch>
+                  </pic:blipFill>
+                  <pic:spPr>
+                    <a:xfrm>
+                      <a:off x="0" y="0"/>
+                      <a:ext cx="5486400" cy="1795367"/>
+                    </a:xfrm>
+                    <a:prstGeom prst="rect"/>
+                  </pic:spPr>
+                </pic:pic>
+              </a:graphicData>
+            </a:graphic>
+          </wp:inline>
+        </w:drawing>
+      </w:r>
+    </w:p>
+    <w:p>
+      <w:pPr>
+        <w:jc w:val="center"/>
+      </w:pPr>
+      <w:r>
+        <w:rPr>
+          <w:i/>
+          <w:color w:val="646464"/>
+          <w:sz w:val="19"/>
+        </w:rPr>
+        <w:t>Figure 5.4: Grafana Cluster Overview Dashboard rendering real-time metrics scraped by Prometheus, including Cluster CPU utilization, Memory consumption, Node health status, Pod restart counts, and Network I/O throughput.</w:t>
+      </w:r>
+    </w:p>
+    <w:p/>
+    <w:p>
+      <w:pPr>
         <w:spacing w:after="267"/>
         <w:ind w:right="1105"/>
       </w:pPr>
@@ -8712,6 +9083,112 @@
     <w:p/>
     <w:p>
       <w:pPr>
+        <w:jc w:val="center"/>
+      </w:pPr>
+      <w:r>
+        <w:drawing>
+          <wp:inline xmlns:a="http://schemas.openxmlformats.org/drawingml/2006/main" xmlns:pic="http://schemas.openxmlformats.org/drawingml/2006/picture">
+            <wp:extent cx="5486400" cy="3028148"/>
+            <wp:docPr id="14248" name="Picture 14248"/>
+            <wp:cNvGraphicFramePr>
+              <a:graphicFrameLocks noChangeAspect="1"/>
+            </wp:cNvGraphicFramePr>
+            <a:graphic>
+              <a:graphicData uri="http://schemas.openxmlformats.org/drawingml/2006/picture">
+                <pic:pic>
+                  <pic:nvPicPr>
+                    <pic:cNvPr id="0" name="image.png"/>
+                    <pic:cNvPicPr/>
+                  </pic:nvPicPr>
+                  <pic:blipFill>
+                    <a:blip r:embed="rId56"/>
+                    <a:stretch>
+                      <a:fillRect/>
+                    </a:stretch>
+                  </pic:blipFill>
+                  <pic:spPr>
+                    <a:xfrm>
+                      <a:off x="0" y="0"/>
+                      <a:ext cx="5486400" cy="3028148"/>
+                    </a:xfrm>
+                    <a:prstGeom prst="rect"/>
+                  </pic:spPr>
+                </pic:pic>
+              </a:graphicData>
+            </a:graphic>
+          </wp:inline>
+        </w:drawing>
+      </w:r>
+    </w:p>
+    <w:p>
+      <w:pPr>
+        <w:jc w:val="center"/>
+      </w:pPr>
+      <w:r>
+        <w:rPr>
+          <w:i/>
+          <w:color w:val="646464"/>
+          <w:sz w:val="19"/>
+        </w:rPr>
+        <w:t>Figure 5.5a: Kibana log discovery interface displaying aggregated container stdout/stderr log streams ingested by Fluentd into Elasticsearch under index pattern logstash-*.</w:t>
+      </w:r>
+    </w:p>
+    <w:p/>
+    <w:p>
+      <w:pPr>
+        <w:jc w:val="center"/>
+      </w:pPr>
+      <w:r>
+        <w:drawing>
+          <wp:inline xmlns:a="http://schemas.openxmlformats.org/drawingml/2006/main" xmlns:pic="http://schemas.openxmlformats.org/drawingml/2006/picture">
+            <wp:extent cx="5486400" cy="3028148"/>
+            <wp:docPr id="14249" name="Picture 14249"/>
+            <wp:cNvGraphicFramePr>
+              <a:graphicFrameLocks noChangeAspect="1"/>
+            </wp:cNvGraphicFramePr>
+            <a:graphic>
+              <a:graphicData uri="http://schemas.openxmlformats.org/drawingml/2006/picture">
+                <pic:pic>
+                  <pic:nvPicPr>
+                    <pic:cNvPr id="0" name="image.png"/>
+                    <pic:cNvPicPr/>
+                  </pic:nvPicPr>
+                  <pic:blipFill>
+                    <a:blip r:embed="rId57"/>
+                    <a:stretch>
+                      <a:fillRect/>
+                    </a:stretch>
+                  </pic:blipFill>
+                  <pic:spPr>
+                    <a:xfrm>
+                      <a:off x="0" y="0"/>
+                      <a:ext cx="5486400" cy="3028148"/>
+                    </a:xfrm>
+                    <a:prstGeom prst="rect"/>
+                  </pic:spPr>
+                </pic:pic>
+              </a:graphicData>
+            </a:graphic>
+          </wp:inline>
+        </w:drawing>
+      </w:r>
+    </w:p>
+    <w:p>
+      <w:pPr>
+        <w:jc w:val="center"/>
+      </w:pPr>
+      <w:r>
+        <w:rPr>
+          <w:i/>
+          <w:color w:val="646464"/>
+          <w:sz w:val="19"/>
+        </w:rPr>
+        <w:t>Figure 5.5b: Kibana Lucene query search results filtering HTTP request logs and JSON pod metadata for namespace sample-app.</w:t>
+      </w:r>
+    </w:p>
+    <w:p/>
+    <w:p>
+      <w:pPr>
         <w:numPr>
           <w:ilvl w:val="0"/>
           <w:numId w:val="7"/>
@@ -9836,6 +10313,112 @@
     <w:p/>
     <w:p>
       <w:pPr>
+        <w:jc w:val="center"/>
+      </w:pPr>
+      <w:r>
+        <w:drawing>
+          <wp:inline xmlns:a="http://schemas.openxmlformats.org/drawingml/2006/main" xmlns:pic="http://schemas.openxmlformats.org/drawingml/2006/picture">
+            <wp:extent cx="5486400" cy="3781303"/>
+            <wp:docPr id="14250" name="Picture 14250"/>
+            <wp:cNvGraphicFramePr>
+              <a:graphicFrameLocks noChangeAspect="1"/>
+            </wp:cNvGraphicFramePr>
+            <a:graphic>
+              <a:graphicData uri="http://schemas.openxmlformats.org/drawingml/2006/picture">
+                <pic:pic>
+                  <pic:nvPicPr>
+                    <pic:cNvPr id="0" name="image.png"/>
+                    <pic:cNvPicPr/>
+                  </pic:nvPicPr>
+                  <pic:blipFill>
+                    <a:blip r:embed="rId58"/>
+                    <a:stretch>
+                      <a:fillRect/>
+                    </a:stretch>
+                  </pic:blipFill>
+                  <pic:spPr>
+                    <a:xfrm>
+                      <a:off x="0" y="0"/>
+                      <a:ext cx="5486400" cy="3781303"/>
+                    </a:xfrm>
+                    <a:prstGeom prst="rect"/>
+                  </pic:spPr>
+                </pic:pic>
+              </a:graphicData>
+            </a:graphic>
+          </wp:inline>
+        </w:drawing>
+      </w:r>
+    </w:p>
+    <w:p>
+      <w:pPr>
+        <w:jc w:val="center"/>
+      </w:pPr>
+      <w:r>
+        <w:rPr>
+          <w:i/>
+          <w:color w:val="646464"/>
+          <w:sz w:val="19"/>
+        </w:rPr>
+        <w:t>Figure 5.6a: Code snippet of sample-app/hpa.yaml configuring HorizontalPodAutoscaler to target web-rollout between 3 and 10 replicas at a 60% CPU utilization threshold.</w:t>
+      </w:r>
+    </w:p>
+    <w:p/>
+    <w:p>
+      <w:pPr>
+        <w:jc w:val="center"/>
+      </w:pPr>
+      <w:r>
+        <w:drawing>
+          <wp:inline xmlns:a="http://schemas.openxmlformats.org/drawingml/2006/main" xmlns:pic="http://schemas.openxmlformats.org/drawingml/2006/picture">
+            <wp:extent cx="5486400" cy="722159"/>
+            <wp:docPr id="14251" name="Picture 14251"/>
+            <wp:cNvGraphicFramePr>
+              <a:graphicFrameLocks noChangeAspect="1"/>
+            </wp:cNvGraphicFramePr>
+            <a:graphic>
+              <a:graphicData uri="http://schemas.openxmlformats.org/drawingml/2006/picture">
+                <pic:pic>
+                  <pic:nvPicPr>
+                    <pic:cNvPr id="0" name="image.png"/>
+                    <pic:cNvPicPr/>
+                  </pic:nvPicPr>
+                  <pic:blipFill>
+                    <a:blip r:embed="rId59"/>
+                    <a:stretch>
+                      <a:fillRect/>
+                    </a:stretch>
+                  </pic:blipFill>
+                  <pic:spPr>
+                    <a:xfrm>
+                      <a:off x="0" y="0"/>
+                      <a:ext cx="5486400" cy="722159"/>
+                    </a:xfrm>
+                    <a:prstGeom prst="rect"/>
+                  </pic:spPr>
+                </pic:pic>
+              </a:graphicData>
+            </a:graphic>
+          </wp:inline>
+        </w:drawing>
+      </w:r>
+    </w:p>
+    <w:p>
+      <w:pPr>
+        <w:jc w:val="center"/>
+      </w:pPr>
+      <w:r>
+        <w:rPr>
+          <w:i/>
+          <w:color w:val="646464"/>
+          <w:sz w:val="19"/>
+        </w:rPr>
+        <w:t>Figure 5.6b: Terminal output of kubectl get hpa -n sample-app confirming initial baseline 2% CPU utilization and 3 active replicas.</w:t>
+      </w:r>
+    </w:p>
+    <w:p/>
+    <w:p>
+      <w:pPr>
         <w:spacing w:after="325"/>
         <w:ind w:right="1105"/>
       </w:pPr>
@@ -11205,6 +11788,165 @@
     <w:p/>
     <w:p>
       <w:pPr>
+        <w:jc w:val="center"/>
+      </w:pPr>
+      <w:r>
+        <w:drawing>
+          <wp:inline xmlns:a="http://schemas.openxmlformats.org/drawingml/2006/main" xmlns:pic="http://schemas.openxmlformats.org/drawingml/2006/picture">
+            <wp:extent cx="5486400" cy="1073208"/>
+            <wp:docPr id="14252" name="Picture 14252"/>
+            <wp:cNvGraphicFramePr>
+              <a:graphicFrameLocks noChangeAspect="1"/>
+            </wp:cNvGraphicFramePr>
+            <a:graphic>
+              <a:graphicData uri="http://schemas.openxmlformats.org/drawingml/2006/picture">
+                <pic:pic>
+                  <pic:nvPicPr>
+                    <pic:cNvPr id="0" name="image.png"/>
+                    <pic:cNvPicPr/>
+                  </pic:nvPicPr>
+                  <pic:blipFill>
+                    <a:blip r:embed="rId60"/>
+                    <a:stretch>
+                      <a:fillRect/>
+                    </a:stretch>
+                  </pic:blipFill>
+                  <pic:spPr>
+                    <a:xfrm>
+                      <a:off x="0" y="0"/>
+                      <a:ext cx="5486400" cy="1073208"/>
+                    </a:xfrm>
+                    <a:prstGeom prst="rect"/>
+                  </pic:spPr>
+                </pic:pic>
+              </a:graphicData>
+            </a:graphic>
+          </wp:inline>
+        </w:drawing>
+      </w:r>
+    </w:p>
+    <w:p>
+      <w:pPr>
+        <w:jc w:val="center"/>
+      </w:pPr>
+      <w:r>
+        <w:rPr>
+          <w:i/>
+          <w:color w:val="646464"/>
+          <w:sz w:val="19"/>
+        </w:rPr>
+        <w:t>Figure 5.7a: HPA status before load testing showing normal operating baseline with 3 active replicas.</w:t>
+      </w:r>
+    </w:p>
+    <w:p/>
+    <w:p>
+      <w:pPr>
+        <w:jc w:val="center"/>
+      </w:pPr>
+      <w:r>
+        <w:drawing>
+          <wp:inline xmlns:a="http://schemas.openxmlformats.org/drawingml/2006/main" xmlns:pic="http://schemas.openxmlformats.org/drawingml/2006/picture">
+            <wp:extent cx="5486400" cy="1614827"/>
+            <wp:docPr id="14253" name="Picture 14253"/>
+            <wp:cNvGraphicFramePr>
+              <a:graphicFrameLocks noChangeAspect="1"/>
+            </wp:cNvGraphicFramePr>
+            <a:graphic>
+              <a:graphicData uri="http://schemas.openxmlformats.org/drawingml/2006/picture">
+                <pic:pic>
+                  <pic:nvPicPr>
+                    <pic:cNvPr id="0" name="image.png"/>
+                    <pic:cNvPicPr/>
+                  </pic:nvPicPr>
+                  <pic:blipFill>
+                    <a:blip r:embed="rId61"/>
+                    <a:stretch>
+                      <a:fillRect/>
+                    </a:stretch>
+                  </pic:blipFill>
+                  <pic:spPr>
+                    <a:xfrm>
+                      <a:off x="0" y="0"/>
+                      <a:ext cx="5486400" cy="1614827"/>
+                    </a:xfrm>
+                    <a:prstGeom prst="rect"/>
+                  </pic:spPr>
+                </pic:pic>
+              </a:graphicData>
+            </a:graphic>
+          </wp:inline>
+        </w:drawing>
+      </w:r>
+    </w:p>
+    <w:p>
+      <w:pPr>
+        <w:jc w:val="center"/>
+      </w:pPr>
+      <w:r>
+        <w:rPr>
+          <w:i/>
+          <w:color w:val="646464"/>
+          <w:sz w:val="19"/>
+        </w:rPr>
+        <w:t>Figure 5.7b: Terminal output during Apache Benchmark (ab) load test showing CPU usage surging to 185% and HPA scaling replicas from 3 to 10.</w:t>
+      </w:r>
+    </w:p>
+    <w:p/>
+    <w:p>
+      <w:pPr>
+        <w:jc w:val="center"/>
+      </w:pPr>
+      <w:r>
+        <w:drawing>
+          <wp:inline xmlns:a="http://schemas.openxmlformats.org/drawingml/2006/main" xmlns:pic="http://schemas.openxmlformats.org/drawingml/2006/picture">
+            <wp:extent cx="5486400" cy="3317936"/>
+            <wp:docPr id="14254" name="Picture 14254"/>
+            <wp:cNvGraphicFramePr>
+              <a:graphicFrameLocks noChangeAspect="1"/>
+            </wp:cNvGraphicFramePr>
+            <a:graphic>
+              <a:graphicData uri="http://schemas.openxmlformats.org/drawingml/2006/picture">
+                <pic:pic>
+                  <pic:nvPicPr>
+                    <pic:cNvPr id="0" name="image.png"/>
+                    <pic:cNvPicPr/>
+                  </pic:nvPicPr>
+                  <pic:blipFill>
+                    <a:blip r:embed="rId62"/>
+                    <a:stretch>
+                      <a:fillRect/>
+                    </a:stretch>
+                  </pic:blipFill>
+                  <pic:spPr>
+                    <a:xfrm>
+                      <a:off x="0" y="0"/>
+                      <a:ext cx="5486400" cy="3317936"/>
+                    </a:xfrm>
+                    <a:prstGeom prst="rect"/>
+                  </pic:spPr>
+                </pic:pic>
+              </a:graphicData>
+            </a:graphic>
+          </wp:inline>
+        </w:drawing>
+      </w:r>
+    </w:p>
+    <w:p>
+      <w:pPr>
+        <w:jc w:val="center"/>
+      </w:pPr>
+      <w:r>
+        <w:rPr>
+          <w:i/>
+          <w:color w:val="646464"/>
+          <w:sz w:val="19"/>
+        </w:rPr>
+        <w:t>Figure 5.7c: Grafana telemetry graph capturing the dynamic replica scaling timeline from 3 to 10 pods during peak traffic.</w:t>
+      </w:r>
+    </w:p>
+    <w:p/>
+    <w:p>
+      <w:pPr>
         <w:numPr>
           <w:ilvl w:val="0"/>
           <w:numId w:val="8"/>
@@ -12150,6 +12892,59 @@
     <w:p/>
     <w:p>
       <w:pPr>
+        <w:jc w:val="center"/>
+      </w:pPr>
+      <w:r>
+        <w:drawing>
+          <wp:inline xmlns:a="http://schemas.openxmlformats.org/drawingml/2006/main" xmlns:pic="http://schemas.openxmlformats.org/drawingml/2006/picture">
+            <wp:extent cx="5486400" cy="1795367"/>
+            <wp:docPr id="14255" name="Picture 14255"/>
+            <wp:cNvGraphicFramePr>
+              <a:graphicFrameLocks noChangeAspect="1"/>
+            </wp:cNvGraphicFramePr>
+            <a:graphic>
+              <a:graphicData uri="http://schemas.openxmlformats.org/drawingml/2006/picture">
+                <pic:pic>
+                  <pic:nvPicPr>
+                    <pic:cNvPr id="0" name="image.png"/>
+                    <pic:cNvPicPr/>
+                  </pic:nvPicPr>
+                  <pic:blipFill>
+                    <a:blip r:embed="rId63"/>
+                    <a:stretch>
+                      <a:fillRect/>
+                    </a:stretch>
+                  </pic:blipFill>
+                  <pic:spPr>
+                    <a:xfrm>
+                      <a:off x="0" y="0"/>
+                      <a:ext cx="5486400" cy="1795367"/>
+                    </a:xfrm>
+                    <a:prstGeom prst="rect"/>
+                  </pic:spPr>
+                </pic:pic>
+              </a:graphicData>
+            </a:graphic>
+          </wp:inline>
+        </w:drawing>
+      </w:r>
+    </w:p>
+    <w:p>
+      <w:pPr>
+        <w:jc w:val="center"/>
+      </w:pPr>
+      <w:r>
+        <w:rPr>
+          <w:i/>
+          <w:color w:val="646464"/>
+          <w:sz w:val="19"/>
+        </w:rPr>
+        <w:t>Figure 5.8: Diagnostic output showing canary pod failure (ImagePullBackOff for non-existent image nginx:99.99.99), Kibana root-cause error logs, and immediate recovery using kubectl argo rollouts undo.</w:t>
+      </w:r>
+    </w:p>
+    <w:p/>
+    <w:p>
+      <w:pPr>
         <w:spacing w:after="325"/>
         <w:ind w:right="1105"/>
       </w:pPr>
@@ -13029,6 +13824,59 @@
     <w:p/>
     <w:p>
       <w:pPr>
+        <w:jc w:val="center"/>
+      </w:pPr>
+      <w:r>
+        <w:drawing>
+          <wp:inline xmlns:a="http://schemas.openxmlformats.org/drawingml/2006/main" xmlns:pic="http://schemas.openxmlformats.org/drawingml/2006/picture">
+            <wp:extent cx="5486400" cy="2336986"/>
+            <wp:docPr id="14256" name="Picture 14256"/>
+            <wp:cNvGraphicFramePr>
+              <a:graphicFrameLocks noChangeAspect="1"/>
+            </wp:cNvGraphicFramePr>
+            <a:graphic>
+              <a:graphicData uri="http://schemas.openxmlformats.org/drawingml/2006/picture">
+                <pic:pic>
+                  <pic:nvPicPr>
+                    <pic:cNvPr id="0" name="image.png"/>
+                    <pic:cNvPicPr/>
+                  </pic:nvPicPr>
+                  <pic:blipFill>
+                    <a:blip r:embed="rId64"/>
+                    <a:stretch>
+                      <a:fillRect/>
+                    </a:stretch>
+                  </pic:blipFill>
+                  <pic:spPr>
+                    <a:xfrm>
+                      <a:off x="0" y="0"/>
+                      <a:ext cx="5486400" cy="2336986"/>
+                    </a:xfrm>
+                    <a:prstGeom prst="rect"/>
+                  </pic:spPr>
+                </pic:pic>
+              </a:graphicData>
+            </a:graphic>
+          </wp:inline>
+        </w:drawing>
+      </w:r>
+    </w:p>
+    <w:p>
+      <w:pPr>
+        <w:jc w:val="center"/>
+      </w:pPr>
+      <w:r>
+        <w:rPr>
+          <w:i/>
+          <w:color w:val="646464"/>
+          <w:sz w:val="19"/>
+        </w:rPr>
+        <w:t>Figure 6.1: Workspace folder tree structure demonstrating structured organization of cluster configs, Helm overrides, Kubernetes manifests, scripts, and documentation.</w:t>
+      </w:r>
+    </w:p>
+    <w:p/>
+    <w:p>
+      <w:pPr>
         <w:spacing w:after="325"/>
         <w:ind w:right="1105"/>
       </w:pPr>
@@ -13915,6 +14763,59 @@
     <w:p/>
     <w:p>
       <w:pPr>
+        <w:jc w:val="center"/>
+      </w:pPr>
+      <w:r>
+        <w:drawing>
+          <wp:inline xmlns:a="http://schemas.openxmlformats.org/drawingml/2006/main" xmlns:pic="http://schemas.openxmlformats.org/drawingml/2006/picture">
+            <wp:extent cx="5486400" cy="1434287"/>
+            <wp:docPr id="14257" name="Picture 14257"/>
+            <wp:cNvGraphicFramePr>
+              <a:graphicFrameLocks noChangeAspect="1"/>
+            </wp:cNvGraphicFramePr>
+            <a:graphic>
+              <a:graphicData uri="http://schemas.openxmlformats.org/drawingml/2006/picture">
+                <pic:pic>
+                  <pic:nvPicPr>
+                    <pic:cNvPr id="0" name="image.png"/>
+                    <pic:cNvPicPr/>
+                  </pic:nvPicPr>
+                  <pic:blipFill>
+                    <a:blip r:embed="rId65"/>
+                    <a:stretch>
+                      <a:fillRect/>
+                    </a:stretch>
+                  </pic:blipFill>
+                  <pic:spPr>
+                    <a:xfrm>
+                      <a:off x="0" y="0"/>
+                      <a:ext cx="5486400" cy="1434287"/>
+                    </a:xfrm>
+                    <a:prstGeom prst="rect"/>
+                  </pic:spPr>
+                </pic:pic>
+              </a:graphicData>
+            </a:graphic>
+          </wp:inline>
+        </w:drawing>
+      </w:r>
+    </w:p>
+    <w:p>
+      <w:pPr>
+        <w:jc w:val="center"/>
+      </w:pPr>
+      <w:r>
+        <w:rPr>
+          <w:i/>
+          <w:color w:val="646464"/>
+          <w:sz w:val="19"/>
+        </w:rPr>
+        <w:t>Figure 6.2: File listing of verified Kubernetes manifest templates stored under sample-app/ directory.</w:t>
+      </w:r>
+    </w:p>
+    <w:p/>
+    <w:p>
+      <w:pPr>
         <w:spacing w:after="325"/>
         <w:ind w:right="1105"/>
       </w:pPr>
@@ -14760,6 +15661,59 @@
     <w:p/>
     <w:p>
       <w:pPr>
+        <w:jc w:val="center"/>
+      </w:pPr>
+      <w:r>
+        <w:drawing>
+          <wp:inline xmlns:a="http://schemas.openxmlformats.org/drawingml/2006/main" xmlns:pic="http://schemas.openxmlformats.org/drawingml/2006/picture">
+            <wp:extent cx="5486400" cy="2928830"/>
+            <wp:docPr id="14258" name="Picture 14258"/>
+            <wp:cNvGraphicFramePr>
+              <a:graphicFrameLocks noChangeAspect="1"/>
+            </wp:cNvGraphicFramePr>
+            <a:graphic>
+              <a:graphicData uri="http://schemas.openxmlformats.org/drawingml/2006/picture">
+                <pic:pic>
+                  <pic:nvPicPr>
+                    <pic:cNvPr id="0" name="image.png"/>
+                    <pic:cNvPicPr/>
+                  </pic:nvPicPr>
+                  <pic:blipFill>
+                    <a:blip r:embed="rId66"/>
+                    <a:stretch>
+                      <a:fillRect/>
+                    </a:stretch>
+                  </pic:blipFill>
+                  <pic:spPr>
+                    <a:xfrm>
+                      <a:off x="0" y="0"/>
+                      <a:ext cx="5486400" cy="2928830"/>
+                    </a:xfrm>
+                    <a:prstGeom prst="rect"/>
+                  </pic:spPr>
+                </pic:pic>
+              </a:graphicData>
+            </a:graphic>
+          </wp:inline>
+        </w:drawing>
+      </w:r>
+    </w:p>
+    <w:p>
+      <w:pPr>
+        <w:jc w:val="center"/>
+      </w:pPr>
+      <w:r>
+        <w:rPr>
+          <w:i/>
+          <w:color w:val="646464"/>
+          <w:sz w:val="19"/>
+        </w:rPr>
+        <w:t>Figure 6.3: Container registry image repository view showing built and pushed tags (v1.23, v1.24, latest).</w:t>
+      </w:r>
+    </w:p>
+    <w:p/>
+    <w:p>
+      <w:pPr>
         <w:spacing w:after="325"/>
         <w:ind w:right="1105"/>
       </w:pPr>
@@ -15880,6 +16834,112 @@
     <w:p/>
     <w:p>
       <w:pPr>
+        <w:jc w:val="center"/>
+      </w:pPr>
+      <w:r>
+        <w:drawing>
+          <wp:inline xmlns:a="http://schemas.openxmlformats.org/drawingml/2006/main" xmlns:pic="http://schemas.openxmlformats.org/drawingml/2006/picture">
+            <wp:extent cx="5486400" cy="3018208"/>
+            <wp:docPr id="14259" name="Picture 14259"/>
+            <wp:cNvGraphicFramePr>
+              <a:graphicFrameLocks noChangeAspect="1"/>
+            </wp:cNvGraphicFramePr>
+            <a:graphic>
+              <a:graphicData uri="http://schemas.openxmlformats.org/drawingml/2006/picture">
+                <pic:pic>
+                  <pic:nvPicPr>
+                    <pic:cNvPr id="0" name="image.png"/>
+                    <pic:cNvPicPr/>
+                  </pic:nvPicPr>
+                  <pic:blipFill>
+                    <a:blip r:embed="rId80"/>
+                    <a:stretch>
+                      <a:fillRect/>
+                    </a:stretch>
+                  </pic:blipFill>
+                  <pic:spPr>
+                    <a:xfrm>
+                      <a:off x="0" y="0"/>
+                      <a:ext cx="5486400" cy="3018208"/>
+                    </a:xfrm>
+                    <a:prstGeom prst="rect"/>
+                  </pic:spPr>
+                </pic:pic>
+              </a:graphicData>
+            </a:graphic>
+          </wp:inline>
+        </w:drawing>
+      </w:r>
+    </w:p>
+    <w:p>
+      <w:pPr>
+        <w:jc w:val="center"/>
+      </w:pPr>
+      <w:r>
+        <w:rPr>
+          <w:i/>
+          <w:color w:val="646464"/>
+          <w:sz w:val="19"/>
+        </w:rPr>
+        <w:t>Figure 6.4a: GitHub Actions workflow YAML configuration file detailing automated checkout, container build, registry push, and rollout deployment steps.</w:t>
+      </w:r>
+    </w:p>
+    <w:p/>
+    <w:p>
+      <w:pPr>
+        <w:jc w:val="center"/>
+      </w:pPr>
+      <w:r>
+        <w:drawing>
+          <wp:inline xmlns:a="http://schemas.openxmlformats.org/drawingml/2006/main" xmlns:pic="http://schemas.openxmlformats.org/drawingml/2006/picture">
+            <wp:extent cx="5486400" cy="3018208"/>
+            <wp:docPr id="14260" name="Picture 14260"/>
+            <wp:cNvGraphicFramePr>
+              <a:graphicFrameLocks noChangeAspect="1"/>
+            </wp:cNvGraphicFramePr>
+            <a:graphic>
+              <a:graphicData uri="http://schemas.openxmlformats.org/drawingml/2006/picture">
+                <pic:pic>
+                  <pic:nvPicPr>
+                    <pic:cNvPr id="0" name="image.png"/>
+                    <pic:cNvPicPr/>
+                  </pic:nvPicPr>
+                  <pic:blipFill>
+                    <a:blip r:embed="rId81"/>
+                    <a:stretch>
+                      <a:fillRect/>
+                    </a:stretch>
+                  </pic:blipFill>
+                  <pic:spPr>
+                    <a:xfrm>
+                      <a:off x="0" y="0"/>
+                      <a:ext cx="5486400" cy="3018208"/>
+                    </a:xfrm>
+                    <a:prstGeom prst="rect"/>
+                  </pic:spPr>
+                </pic:pic>
+              </a:graphicData>
+            </a:graphic>
+          </wp:inline>
+        </w:drawing>
+      </w:r>
+    </w:p>
+    <w:p>
+      <w:pPr>
+        <w:jc w:val="center"/>
+      </w:pPr>
+      <w:r>
+        <w:rPr>
+          <w:i/>
+          <w:color w:val="646464"/>
+          <w:sz w:val="19"/>
+        </w:rPr>
+        <w:t>Figure 6.4b: Successful CI/CD pipeline execution run showing completion of build, test, push, and Kubernetes deployment stages.</w:t>
+      </w:r>
+    </w:p>
+    <w:p/>
+    <w:p>
+      <w:pPr>
         <w:spacing w:after="325"/>
         <w:ind w:right="1105"/>
       </w:pPr>
@@ -16961,6 +18021,112 @@
     <w:p/>
     <w:p>
       <w:pPr>
+        <w:jc w:val="center"/>
+      </w:pPr>
+      <w:r>
+        <w:drawing>
+          <wp:inline xmlns:a="http://schemas.openxmlformats.org/drawingml/2006/main" xmlns:pic="http://schemas.openxmlformats.org/drawingml/2006/picture">
+            <wp:extent cx="5486400" cy="722159"/>
+            <wp:docPr id="14261" name="Picture 14261"/>
+            <wp:cNvGraphicFramePr>
+              <a:graphicFrameLocks noChangeAspect="1"/>
+            </wp:cNvGraphicFramePr>
+            <a:graphic>
+              <a:graphicData uri="http://schemas.openxmlformats.org/drawingml/2006/picture">
+                <pic:pic>
+                  <pic:nvPicPr>
+                    <pic:cNvPr id="0" name="image.png"/>
+                    <pic:cNvPicPr/>
+                  </pic:nvPicPr>
+                  <pic:blipFill>
+                    <a:blip r:embed="rId69"/>
+                    <a:stretch>
+                      <a:fillRect/>
+                    </a:stretch>
+                  </pic:blipFill>
+                  <pic:spPr>
+                    <a:xfrm>
+                      <a:off x="0" y="0"/>
+                      <a:ext cx="5486400" cy="722159"/>
+                    </a:xfrm>
+                    <a:prstGeom prst="rect"/>
+                  </pic:spPr>
+                </pic:pic>
+              </a:graphicData>
+            </a:graphic>
+          </wp:inline>
+        </w:drawing>
+      </w:r>
+    </w:p>
+    <w:p>
+      <w:pPr>
+        <w:jc w:val="center"/>
+      </w:pPr>
+      <w:r>
+        <w:rPr>
+          <w:i/>
+          <w:color w:val="646464"/>
+          <w:sz w:val="19"/>
+        </w:rPr>
+        <w:t>Figure 6.5a: Terminal output verifying running status of argo-rollouts-controller pod in namespace argo-rollouts.</w:t>
+      </w:r>
+    </w:p>
+    <w:p/>
+    <w:p>
+      <w:pPr>
+        <w:jc w:val="center"/>
+      </w:pPr>
+      <w:r>
+        <w:drawing>
+          <wp:inline xmlns:a="http://schemas.openxmlformats.org/drawingml/2006/main" xmlns:pic="http://schemas.openxmlformats.org/drawingml/2006/picture">
+            <wp:extent cx="5486400" cy="2878605"/>
+            <wp:docPr id="14262" name="Picture 14262"/>
+            <wp:cNvGraphicFramePr>
+              <a:graphicFrameLocks noChangeAspect="1"/>
+            </wp:cNvGraphicFramePr>
+            <a:graphic>
+              <a:graphicData uri="http://schemas.openxmlformats.org/drawingml/2006/picture">
+                <pic:pic>
+                  <pic:nvPicPr>
+                    <pic:cNvPr id="0" name="image.png"/>
+                    <pic:cNvPicPr/>
+                  </pic:nvPicPr>
+                  <pic:blipFill>
+                    <a:blip r:embed="rId70"/>
+                    <a:stretch>
+                      <a:fillRect/>
+                    </a:stretch>
+                  </pic:blipFill>
+                  <pic:spPr>
+                    <a:xfrm>
+                      <a:off x="0" y="0"/>
+                      <a:ext cx="5486400" cy="2878605"/>
+                    </a:xfrm>
+                    <a:prstGeom prst="rect"/>
+                  </pic:spPr>
+                </pic:pic>
+              </a:graphicData>
+            </a:graphic>
+          </wp:inline>
+        </w:drawing>
+      </w:r>
+    </w:p>
+    <w:p>
+      <w:pPr>
+        <w:jc w:val="center"/>
+      </w:pPr>
+      <w:r>
+        <w:rPr>
+          <w:i/>
+          <w:color w:val="646464"/>
+          <w:sz w:val="19"/>
+        </w:rPr>
+        <w:t>Figure 6.5b: Argo Rollout specification manifest highlighting canary step definitions and pause intervals.</w:t>
+      </w:r>
+    </w:p>
+    <w:p/>
+    <w:p>
+      <w:pPr>
         <w:spacing w:after="325"/>
         <w:ind w:right="1105"/>
       </w:pPr>
@@ -17852,6 +19018,59 @@
     <w:p/>
     <w:p>
       <w:pPr>
+        <w:jc w:val="center"/>
+      </w:pPr>
+      <w:r>
+        <w:drawing>
+          <wp:inline xmlns:a="http://schemas.openxmlformats.org/drawingml/2006/main" xmlns:pic="http://schemas.openxmlformats.org/drawingml/2006/picture">
+            <wp:extent cx="5486400" cy="1434287"/>
+            <wp:docPr id="14263" name="Picture 14263"/>
+            <wp:cNvGraphicFramePr>
+              <a:graphicFrameLocks noChangeAspect="1"/>
+            </wp:cNvGraphicFramePr>
+            <a:graphic>
+              <a:graphicData uri="http://schemas.openxmlformats.org/drawingml/2006/picture">
+                <pic:pic>
+                  <pic:nvPicPr>
+                    <pic:cNvPr id="0" name="image.png"/>
+                    <pic:cNvPicPr/>
+                  </pic:nvPicPr>
+                  <pic:blipFill>
+                    <a:blip r:embed="rId71"/>
+                    <a:stretch>
+                      <a:fillRect/>
+                    </a:stretch>
+                  </pic:blipFill>
+                  <pic:spPr>
+                    <a:xfrm>
+                      <a:off x="0" y="0"/>
+                      <a:ext cx="5486400" cy="1434287"/>
+                    </a:xfrm>
+                    <a:prstGeom prst="rect"/>
+                  </pic:spPr>
+                </pic:pic>
+              </a:graphicData>
+            </a:graphic>
+          </wp:inline>
+        </w:drawing>
+      </w:r>
+    </w:p>
+    <w:p>
+      <w:pPr>
+        <w:jc w:val="center"/>
+      </w:pPr>
+      <w:r>
+        <w:rPr>
+          <w:i/>
+          <w:color w:val="646464"/>
+          <w:sz w:val="19"/>
+        </w:rPr>
+        <w:t>Figure 6.6: Argo Rollouts CLI status view demonstrating active canary step progression (20% → 50% → 100%) and revision pod tracking.</w:t>
+      </w:r>
+    </w:p>
+    <w:p/>
+    <w:p>
+      <w:pPr>
         <w:spacing w:after="322"/>
         <w:ind w:right="1105"/>
       </w:pPr>
@@ -18787,6 +20006,59 @@
     <w:p/>
     <w:p>
       <w:pPr>
+        <w:jc w:val="center"/>
+      </w:pPr>
+      <w:r>
+        <w:drawing>
+          <wp:inline xmlns:a="http://schemas.openxmlformats.org/drawingml/2006/main" xmlns:pic="http://schemas.openxmlformats.org/drawingml/2006/picture">
+            <wp:extent cx="5486400" cy="1253748"/>
+            <wp:docPr id="14264" name="Picture 14264"/>
+            <wp:cNvGraphicFramePr>
+              <a:graphicFrameLocks noChangeAspect="1"/>
+            </wp:cNvGraphicFramePr>
+            <a:graphic>
+              <a:graphicData uri="http://schemas.openxmlformats.org/drawingml/2006/picture">
+                <pic:pic>
+                  <pic:nvPicPr>
+                    <pic:cNvPr id="0" name="image.png"/>
+                    <pic:cNvPicPr/>
+                  </pic:nvPicPr>
+                  <pic:blipFill>
+                    <a:blip r:embed="rId72"/>
+                    <a:stretch>
+                      <a:fillRect/>
+                    </a:stretch>
+                  </pic:blipFill>
+                  <pic:spPr>
+                    <a:xfrm>
+                      <a:off x="0" y="0"/>
+                      <a:ext cx="5486400" cy="1253748"/>
+                    </a:xfrm>
+                    <a:prstGeom prst="rect"/>
+                  </pic:spPr>
+                </pic:pic>
+              </a:graphicData>
+            </a:graphic>
+          </wp:inline>
+        </w:drawing>
+      </w:r>
+    </w:p>
+    <w:p>
+      <w:pPr>
+        <w:jc w:val="center"/>
+      </w:pPr>
+      <w:r>
+        <w:rPr>
+          <w:i/>
+          <w:color w:val="646464"/>
+          <w:sz w:val="19"/>
+        </w:rPr>
+        <w:t>Figure 6.7: Terminal output of kubectl argo rollouts undo restoring stable revision nginx:1.23 within 15 seconds of failure detection.</w:t>
+      </w:r>
+    </w:p>
+    <w:p/>
+    <w:p>
+      <w:pPr>
         <w:spacing w:after="325"/>
         <w:ind w:right="1105"/>
       </w:pPr>
@@ -19907,6 +21179,112 @@
     <w:p/>
     <w:p>
       <w:pPr>
+        <w:jc w:val="center"/>
+      </w:pPr>
+      <w:r>
+        <w:drawing>
+          <wp:inline xmlns:a="http://schemas.openxmlformats.org/drawingml/2006/main" xmlns:pic="http://schemas.openxmlformats.org/drawingml/2006/picture">
+            <wp:extent cx="5486400" cy="4503462"/>
+            <wp:docPr id="14265" name="Picture 14265"/>
+            <wp:cNvGraphicFramePr>
+              <a:graphicFrameLocks noChangeAspect="1"/>
+            </wp:cNvGraphicFramePr>
+            <a:graphic>
+              <a:graphicData uri="http://schemas.openxmlformats.org/drawingml/2006/picture">
+                <pic:pic>
+                  <pic:nvPicPr>
+                    <pic:cNvPr id="0" name="image.png"/>
+                    <pic:cNvPicPr/>
+                  </pic:nvPicPr>
+                  <pic:blipFill>
+                    <a:blip r:embed="rId73"/>
+                    <a:stretch>
+                      <a:fillRect/>
+                    </a:stretch>
+                  </pic:blipFill>
+                  <pic:spPr>
+                    <a:xfrm>
+                      <a:off x="0" y="0"/>
+                      <a:ext cx="5486400" cy="4503462"/>
+                    </a:xfrm>
+                    <a:prstGeom prst="rect"/>
+                  </pic:spPr>
+                </pic:pic>
+              </a:graphicData>
+            </a:graphic>
+          </wp:inline>
+        </w:drawing>
+      </w:r>
+    </w:p>
+    <w:p>
+      <w:pPr>
+        <w:jc w:val="center"/>
+      </w:pPr>
+      <w:r>
+        <w:rPr>
+          <w:i/>
+          <w:color w:val="646464"/>
+          <w:sz w:val="19"/>
+        </w:rPr>
+        <w:t>Figure 7.1a: RBAC manifest establishing restricted pod-reader Role and RoleBinding for developer-user.</w:t>
+      </w:r>
+    </w:p>
+    <w:p/>
+    <w:p>
+      <w:pPr>
+        <w:jc w:val="center"/>
+      </w:pPr>
+      <w:r>
+        <w:drawing>
+          <wp:inline xmlns:a="http://schemas.openxmlformats.org/drawingml/2006/main" xmlns:pic="http://schemas.openxmlformats.org/drawingml/2006/picture">
+            <wp:extent cx="5486400" cy="1073208"/>
+            <wp:docPr id="14266" name="Picture 14266"/>
+            <wp:cNvGraphicFramePr>
+              <a:graphicFrameLocks noChangeAspect="1"/>
+            </wp:cNvGraphicFramePr>
+            <a:graphic>
+              <a:graphicData uri="http://schemas.openxmlformats.org/drawingml/2006/picture">
+                <pic:pic>
+                  <pic:nvPicPr>
+                    <pic:cNvPr id="0" name="image.png"/>
+                    <pic:cNvPicPr/>
+                  </pic:nvPicPr>
+                  <pic:blipFill>
+                    <a:blip r:embed="rId74"/>
+                    <a:stretch>
+                      <a:fillRect/>
+                    </a:stretch>
+                  </pic:blipFill>
+                  <pic:spPr>
+                    <a:xfrm>
+                      <a:off x="0" y="0"/>
+                      <a:ext cx="5486400" cy="1073208"/>
+                    </a:xfrm>
+                    <a:prstGeom prst="rect"/>
+                  </pic:spPr>
+                </pic:pic>
+              </a:graphicData>
+            </a:graphic>
+          </wp:inline>
+        </w:drawing>
+      </w:r>
+    </w:p>
+    <w:p>
+      <w:pPr>
+        <w:jc w:val="center"/>
+      </w:pPr>
+      <w:r>
+        <w:rPr>
+          <w:i/>
+          <w:color w:val="646464"/>
+          <w:sz w:val="19"/>
+        </w:rPr>
+        <w:t>Figure 7.1b: kubectl auth can-i execution output confirming developer-user possesses read-only access while write/delete commands are denied.</w:t>
+      </w:r>
+    </w:p>
+    <w:p/>
+    <w:p>
+      <w:pPr>
         <w:numPr>
           <w:ilvl w:val="0"/>
           <w:numId w:val="14"/>
@@ -21037,6 +22415,112 @@
     <w:p/>
     <w:p>
       <w:pPr>
+        <w:jc w:val="center"/>
+      </w:pPr>
+      <w:r>
+        <w:drawing>
+          <wp:inline xmlns:a="http://schemas.openxmlformats.org/drawingml/2006/main" xmlns:pic="http://schemas.openxmlformats.org/drawingml/2006/picture">
+            <wp:extent cx="5486400" cy="3781303"/>
+            <wp:docPr id="14267" name="Picture 14267"/>
+            <wp:cNvGraphicFramePr>
+              <a:graphicFrameLocks noChangeAspect="1"/>
+            </wp:cNvGraphicFramePr>
+            <a:graphic>
+              <a:graphicData uri="http://schemas.openxmlformats.org/drawingml/2006/picture">
+                <pic:pic>
+                  <pic:nvPicPr>
+                    <pic:cNvPr id="0" name="image.png"/>
+                    <pic:cNvPicPr/>
+                  </pic:nvPicPr>
+                  <pic:blipFill>
+                    <a:blip r:embed="rId75"/>
+                    <a:stretch>
+                      <a:fillRect/>
+                    </a:stretch>
+                  </pic:blipFill>
+                  <pic:spPr>
+                    <a:xfrm>
+                      <a:off x="0" y="0"/>
+                      <a:ext cx="5486400" cy="3781303"/>
+                    </a:xfrm>
+                    <a:prstGeom prst="rect"/>
+                  </pic:spPr>
+                </pic:pic>
+              </a:graphicData>
+            </a:graphic>
+          </wp:inline>
+        </w:drawing>
+      </w:r>
+    </w:p>
+    <w:p>
+      <w:pPr>
+        <w:jc w:val="center"/>
+      </w:pPr>
+      <w:r>
+        <w:rPr>
+          <w:i/>
+          <w:color w:val="646464"/>
+          <w:sz w:val="19"/>
+        </w:rPr>
+        <w:t>Figure 7.2a: NetworkPolicy manifest restricting backend ingress traffic exclusively to frontend labeled pods.</w:t>
+      </w:r>
+    </w:p>
+    <w:p/>
+    <w:p>
+      <w:pPr>
+        <w:jc w:val="center"/>
+      </w:pPr>
+      <w:r>
+        <w:drawing>
+          <wp:inline xmlns:a="http://schemas.openxmlformats.org/drawingml/2006/main" xmlns:pic="http://schemas.openxmlformats.org/drawingml/2006/picture">
+            <wp:extent cx="5486400" cy="1074518"/>
+            <wp:docPr id="14268" name="Picture 14268"/>
+            <wp:cNvGraphicFramePr>
+              <a:graphicFrameLocks noChangeAspect="1"/>
+            </wp:cNvGraphicFramePr>
+            <a:graphic>
+              <a:graphicData uri="http://schemas.openxmlformats.org/drawingml/2006/picture">
+                <pic:pic>
+                  <pic:nvPicPr>
+                    <pic:cNvPr id="0" name="image.png"/>
+                    <pic:cNvPicPr/>
+                  </pic:nvPicPr>
+                  <pic:blipFill>
+                    <a:blip r:embed="rId76"/>
+                    <a:stretch>
+                      <a:fillRect/>
+                    </a:stretch>
+                  </pic:blipFill>
+                  <pic:spPr>
+                    <a:xfrm>
+                      <a:off x="0" y="0"/>
+                      <a:ext cx="5486400" cy="1074518"/>
+                    </a:xfrm>
+                    <a:prstGeom prst="rect"/>
+                  </pic:spPr>
+                </pic:pic>
+              </a:graphicData>
+            </a:graphic>
+          </wp:inline>
+        </w:drawing>
+      </w:r>
+    </w:p>
+    <w:p>
+      <w:pPr>
+        <w:jc w:val="center"/>
+      </w:pPr>
+      <w:r>
+        <w:rPr>
+          <w:i/>
+          <w:color w:val="646464"/>
+          <w:sz w:val="19"/>
+        </w:rPr>
+        <w:t>Figure 7.2b: Terminal execution of curl network tests proving successful HTTP 200 connection from frontend pod and connection timeout from unauthorized pods.</w:t>
+      </w:r>
+    </w:p>
+    <w:p/>
+    <w:p>
+      <w:pPr>
         <w:numPr>
           <w:ilvl w:val="0"/>
           <w:numId w:val="15"/>
@@ -22144,6 +23628,112 @@
     <w:p/>
     <w:p>
       <w:pPr>
+        <w:jc w:val="center"/>
+      </w:pPr>
+      <w:r>
+        <w:drawing>
+          <wp:inline xmlns:a="http://schemas.openxmlformats.org/drawingml/2006/main" xmlns:pic="http://schemas.openxmlformats.org/drawingml/2006/picture">
+            <wp:extent cx="5486400" cy="1975906"/>
+            <wp:docPr id="14269" name="Picture 14269"/>
+            <wp:cNvGraphicFramePr>
+              <a:graphicFrameLocks noChangeAspect="1"/>
+            </wp:cNvGraphicFramePr>
+            <a:graphic>
+              <a:graphicData uri="http://schemas.openxmlformats.org/drawingml/2006/picture">
+                <pic:pic>
+                  <pic:nvPicPr>
+                    <pic:cNvPr id="0" name="image.png"/>
+                    <pic:cNvPicPr/>
+                  </pic:nvPicPr>
+                  <pic:blipFill>
+                    <a:blip r:embed="rId77"/>
+                    <a:stretch>
+                      <a:fillRect/>
+                    </a:stretch>
+                  </pic:blipFill>
+                  <pic:spPr>
+                    <a:xfrm>
+                      <a:off x="0" y="0"/>
+                      <a:ext cx="5486400" cy="1975906"/>
+                    </a:xfrm>
+                    <a:prstGeom prst="rect"/>
+                  </pic:spPr>
+                </pic:pic>
+              </a:graphicData>
+            </a:graphic>
+          </wp:inline>
+        </w:drawing>
+      </w:r>
+    </w:p>
+    <w:p>
+      <w:pPr>
+        <w:jc w:val="center"/>
+      </w:pPr>
+      <w:r>
+        <w:rPr>
+          <w:i/>
+          <w:color w:val="646464"/>
+          <w:sz w:val="19"/>
+        </w:rPr>
+        <w:t>Figure 7.3a: Kubernetes Secret manifest storing encrypted database credentials (DB_USER and DB_PASS).</w:t>
+      </w:r>
+    </w:p>
+    <w:p/>
+    <w:p>
+      <w:pPr>
+        <w:jc w:val="center"/>
+      </w:pPr>
+      <w:r>
+        <w:drawing>
+          <wp:inline xmlns:a="http://schemas.openxmlformats.org/drawingml/2006/main" xmlns:pic="http://schemas.openxmlformats.org/drawingml/2006/picture">
+            <wp:extent cx="5486400" cy="1073208"/>
+            <wp:docPr id="14270" name="Picture 14270"/>
+            <wp:cNvGraphicFramePr>
+              <a:graphicFrameLocks noChangeAspect="1"/>
+            </wp:cNvGraphicFramePr>
+            <a:graphic>
+              <a:graphicData uri="http://schemas.openxmlformats.org/drawingml/2006/picture">
+                <pic:pic>
+                  <pic:nvPicPr>
+                    <pic:cNvPr id="0" name="image.png"/>
+                    <pic:cNvPicPr/>
+                  </pic:nvPicPr>
+                  <pic:blipFill>
+                    <a:blip r:embed="rId78"/>
+                    <a:stretch>
+                      <a:fillRect/>
+                    </a:stretch>
+                  </pic:blipFill>
+                  <pic:spPr>
+                    <a:xfrm>
+                      <a:off x="0" y="0"/>
+                      <a:ext cx="5486400" cy="1073208"/>
+                    </a:xfrm>
+                    <a:prstGeom prst="rect"/>
+                  </pic:spPr>
+                </pic:pic>
+              </a:graphicData>
+            </a:graphic>
+          </wp:inline>
+        </w:drawing>
+      </w:r>
+    </w:p>
+    <w:p>
+      <w:pPr>
+        <w:jc w:val="center"/>
+      </w:pPr>
+      <w:r>
+        <w:rPr>
+          <w:i/>
+          <w:color w:val="646464"/>
+          <w:sz w:val="19"/>
+        </w:rPr>
+        <w:t>Figure 7.3b: Container environment variable check confirming decrypted injection of database credentials into application pods.</w:t>
+      </w:r>
+    </w:p>
+    <w:p/>
+    <w:p>
+      <w:pPr>
         <w:numPr>
           <w:ilvl w:val="0"/>
           <w:numId w:val="16"/>
@@ -23108,6 +24698,59 @@
                     <a:xfrm>
                       <a:off x="0" y="0"/>
                       <a:ext cx="5486400" cy="3359791"/>
+                    </a:xfrm>
+                    <a:prstGeom prst="rect"/>
+                  </pic:spPr>
+                </pic:pic>
+              </a:graphicData>
+            </a:graphic>
+          </wp:inline>
+        </w:drawing>
+      </w:r>
+    </w:p>
+    <w:p>
+      <w:pPr>
+        <w:jc w:val="center"/>
+      </w:pPr>
+      <w:r>
+        <w:rPr>
+          <w:i/>
+          <w:color w:val="646464"/>
+          <w:sz w:val="19"/>
+        </w:rPr>
+        <w:t>Figure 8.1: Final Grafana dashboard audit displaying 100% cluster health, 0.00% error rate, stable memory usage, and healthy pod replicas.</w:t>
+      </w:r>
+    </w:p>
+    <w:p/>
+    <w:p>
+      <w:pPr>
+        <w:jc w:val="center"/>
+      </w:pPr>
+      <w:r>
+        <w:drawing>
+          <wp:inline xmlns:a="http://schemas.openxmlformats.org/drawingml/2006/main" xmlns:pic="http://schemas.openxmlformats.org/drawingml/2006/picture">
+            <wp:extent cx="5486400" cy="1795367"/>
+            <wp:docPr id="14271" name="Picture 14271"/>
+            <wp:cNvGraphicFramePr>
+              <a:graphicFrameLocks noChangeAspect="1"/>
+            </wp:cNvGraphicFramePr>
+            <a:graphic>
+              <a:graphicData uri="http://schemas.openxmlformats.org/drawingml/2006/picture">
+                <pic:pic>
+                  <pic:nvPicPr>
+                    <pic:cNvPr id="0" name="image.png"/>
+                    <pic:cNvPicPr/>
+                  </pic:nvPicPr>
+                  <pic:blipFill>
+                    <a:blip r:embed="rId63"/>
+                    <a:stretch>
+                      <a:fillRect/>
+                    </a:stretch>
+                  </pic:blipFill>
+                  <pic:spPr>
+                    <a:xfrm>
+                      <a:off x="0" y="0"/>
+                      <a:ext cx="5486400" cy="1795367"/>
                     </a:xfrm>
                     <a:prstGeom prst="rect"/>
                   </pic:spPr>

--- a/Devops Fellowship Project 3 Activity 1 and 2.docx
+++ b/Devops Fellowship Project 3 Activity 1 and 2.docx
@@ -4344,6 +4344,59 @@
     <w:p/>
     <w:p>
       <w:pPr>
+        <w:jc w:val="center"/>
+      </w:pPr>
+      <w:r>
+        <w:drawing>
+          <wp:inline xmlns:a="http://schemas.openxmlformats.org/drawingml/2006/main" xmlns:pic="http://schemas.openxmlformats.org/drawingml/2006/picture">
+            <wp:extent cx="5486400" cy="1795367"/>
+            <wp:docPr id="14272" name="Picture 14272"/>
+            <wp:cNvGraphicFramePr>
+              <a:graphicFrameLocks noChangeAspect="1"/>
+            </wp:cNvGraphicFramePr>
+            <a:graphic>
+              <a:graphicData uri="http://schemas.openxmlformats.org/drawingml/2006/picture">
+                <pic:pic>
+                  <pic:nvPicPr>
+                    <pic:cNvPr id="0" name="image.png"/>
+                    <pic:cNvPicPr/>
+                  </pic:nvPicPr>
+                  <pic:blipFill>
+                    <a:blip r:embed="rId49"/>
+                    <a:stretch>
+                      <a:fillRect/>
+                    </a:stretch>
+                  </pic:blipFill>
+                  <pic:spPr>
+                    <a:xfrm>
+                      <a:off x="0" y="0"/>
+                      <a:ext cx="5486400" cy="1795367"/>
+                    </a:xfrm>
+                    <a:prstGeom prst="rect"/>
+                  </pic:spPr>
+                </pic:pic>
+              </a:graphicData>
+            </a:graphic>
+          </wp:inline>
+        </w:drawing>
+      </w:r>
+    </w:p>
+    <w:p>
+      <w:pPr>
+        <w:jc w:val="center"/>
+      </w:pPr>
+      <w:r>
+        <w:rPr>
+          <w:i/>
+          <w:color w:val="646464"/>
+          <w:sz w:val="19"/>
+        </w:rPr>
+        <w:t>Figure 5.1: Terminal output of kubectl get nodes -o wide displaying the 3-node KinD cluster topology with 1 control-plane node (k8s-management-control-plane) and 2 worker nodes (k8s-management-worker &amp; k8s-management-worker2) in healthy Ready status.</w:t>
+      </w:r>
+    </w:p>
+    <w:p/>
+    <w:p>
+      <w:pPr>
         <w:spacing w:after="325"/>
         <w:ind w:right="1105"/>
       </w:pPr>
@@ -5254,6 +5307,59 @@
     <w:p/>
     <w:p>
       <w:pPr>
+        <w:jc w:val="center"/>
+      </w:pPr>
+      <w:r>
+        <w:drawing>
+          <wp:inline xmlns:a="http://schemas.openxmlformats.org/drawingml/2006/main" xmlns:pic="http://schemas.openxmlformats.org/drawingml/2006/picture">
+            <wp:extent cx="5486400" cy="1975906"/>
+            <wp:docPr id="14273" name="Picture 14273"/>
+            <wp:cNvGraphicFramePr>
+              <a:graphicFrameLocks noChangeAspect="1"/>
+            </wp:cNvGraphicFramePr>
+            <a:graphic>
+              <a:graphicData uri="http://schemas.openxmlformats.org/drawingml/2006/picture">
+                <pic:pic>
+                  <pic:nvPicPr>
+                    <pic:cNvPr id="0" name="image.png"/>
+                    <pic:cNvPicPr/>
+                  </pic:nvPicPr>
+                  <pic:blipFill>
+                    <a:blip r:embed="rId50"/>
+                    <a:stretch>
+                      <a:fillRect/>
+                    </a:stretch>
+                  </pic:blipFill>
+                  <pic:spPr>
+                    <a:xfrm>
+                      <a:off x="0" y="0"/>
+                      <a:ext cx="5486400" cy="1975906"/>
+                    </a:xfrm>
+                    <a:prstGeom prst="rect"/>
+                  </pic:spPr>
+                </pic:pic>
+              </a:graphicData>
+            </a:graphic>
+          </wp:inline>
+        </w:drawing>
+      </w:r>
+    </w:p>
+    <w:p>
+      <w:pPr>
+        <w:jc w:val="center"/>
+      </w:pPr>
+      <w:r>
+        <w:rPr>
+          <w:i/>
+          <w:color w:val="646464"/>
+          <w:sz w:val="19"/>
+        </w:rPr>
+        <w:t>Figure 5.2: Terminal output of kubectl get namespaces demonstrating active environment segregation across sample-app, monitoring, logging, and argo-rollouts.</w:t>
+      </w:r>
+    </w:p>
+    <w:p/>
+    <w:p>
+      <w:pPr>
         <w:spacing w:after="323"/>
         <w:ind w:right="1105"/>
       </w:pPr>
@@ -7023,6 +7129,218 @@
     <w:p/>
     <w:p>
       <w:pPr>
+        <w:jc w:val="center"/>
+      </w:pPr>
+      <w:r>
+        <w:drawing>
+          <wp:inline xmlns:a="http://schemas.openxmlformats.org/drawingml/2006/main" xmlns:pic="http://schemas.openxmlformats.org/drawingml/2006/picture">
+            <wp:extent cx="5486400" cy="8655874"/>
+            <wp:docPr id="14274" name="Picture 14274"/>
+            <wp:cNvGraphicFramePr>
+              <a:graphicFrameLocks noChangeAspect="1"/>
+            </wp:cNvGraphicFramePr>
+            <a:graphic>
+              <a:graphicData uri="http://schemas.openxmlformats.org/drawingml/2006/picture">
+                <pic:pic>
+                  <pic:nvPicPr>
+                    <pic:cNvPr id="0" name="image.png"/>
+                    <pic:cNvPicPr/>
+                  </pic:nvPicPr>
+                  <pic:blipFill>
+                    <a:blip r:embed="rId51"/>
+                    <a:stretch>
+                      <a:fillRect/>
+                    </a:stretch>
+                  </pic:blipFill>
+                  <pic:spPr>
+                    <a:xfrm>
+                      <a:off x="0" y="0"/>
+                      <a:ext cx="5486400" cy="8655874"/>
+                    </a:xfrm>
+                    <a:prstGeom prst="rect"/>
+                  </pic:spPr>
+                </pic:pic>
+              </a:graphicData>
+            </a:graphic>
+          </wp:inline>
+        </w:drawing>
+      </w:r>
+    </w:p>
+    <w:p>
+      <w:pPr>
+        <w:jc w:val="center"/>
+      </w:pPr>
+      <w:r>
+        <w:rPr>
+          <w:i/>
+          <w:color w:val="646464"/>
+          <w:sz w:val="19"/>
+        </w:rPr>
+        <w:t>Figure 5.3a: Code snippet of sample-app/rollout.yaml detailing 3 pod replicas, container image nginx:1.23, CPU/memory resource limits, liveness/readiness probes, and canary traffic shifting steps.</w:t>
+      </w:r>
+    </w:p>
+    <w:p/>
+    <w:p>
+      <w:pPr>
+        <w:jc w:val="center"/>
+      </w:pPr>
+      <w:r>
+        <w:drawing>
+          <wp:inline xmlns:a="http://schemas.openxmlformats.org/drawingml/2006/main" xmlns:pic="http://schemas.openxmlformats.org/drawingml/2006/picture">
+            <wp:extent cx="5486400" cy="1073208"/>
+            <wp:docPr id="14275" name="Picture 14275"/>
+            <wp:cNvGraphicFramePr>
+              <a:graphicFrameLocks noChangeAspect="1"/>
+            </wp:cNvGraphicFramePr>
+            <a:graphic>
+              <a:graphicData uri="http://schemas.openxmlformats.org/drawingml/2006/picture">
+                <pic:pic>
+                  <pic:nvPicPr>
+                    <pic:cNvPr id="0" name="image.png"/>
+                    <pic:cNvPicPr/>
+                  </pic:nvPicPr>
+                  <pic:blipFill>
+                    <a:blip r:embed="rId52"/>
+                    <a:stretch>
+                      <a:fillRect/>
+                    </a:stretch>
+                  </pic:blipFill>
+                  <pic:spPr>
+                    <a:xfrm>
+                      <a:off x="0" y="0"/>
+                      <a:ext cx="5486400" cy="1073208"/>
+                    </a:xfrm>
+                    <a:prstGeom prst="rect"/>
+                  </pic:spPr>
+                </pic:pic>
+              </a:graphicData>
+            </a:graphic>
+          </wp:inline>
+        </w:drawing>
+      </w:r>
+    </w:p>
+    <w:p>
+      <w:pPr>
+        <w:jc w:val="center"/>
+      </w:pPr>
+      <w:r>
+        <w:rPr>
+          <w:i/>
+          <w:color w:val="646464"/>
+          <w:sz w:val="19"/>
+        </w:rPr>
+        <w:t>Figure 5.3b: Terminal verification displaying 3 application pods in Running status across worker nodes.</w:t>
+      </w:r>
+    </w:p>
+    <w:p/>
+    <w:p>
+      <w:pPr>
+        <w:jc w:val="center"/>
+      </w:pPr>
+      <w:r>
+        <w:drawing>
+          <wp:inline xmlns:a="http://schemas.openxmlformats.org/drawingml/2006/main" xmlns:pic="http://schemas.openxmlformats.org/drawingml/2006/picture">
+            <wp:extent cx="5486400" cy="722159"/>
+            <wp:docPr id="14276" name="Picture 14276"/>
+            <wp:cNvGraphicFramePr>
+              <a:graphicFrameLocks noChangeAspect="1"/>
+            </wp:cNvGraphicFramePr>
+            <a:graphic>
+              <a:graphicData uri="http://schemas.openxmlformats.org/drawingml/2006/picture">
+                <pic:pic>
+                  <pic:nvPicPr>
+                    <pic:cNvPr id="0" name="image.png"/>
+                    <pic:cNvPicPr/>
+                  </pic:nvPicPr>
+                  <pic:blipFill>
+                    <a:blip r:embed="rId53"/>
+                    <a:stretch>
+                      <a:fillRect/>
+                    </a:stretch>
+                  </pic:blipFill>
+                  <pic:spPr>
+                    <a:xfrm>
+                      <a:off x="0" y="0"/>
+                      <a:ext cx="5486400" cy="722159"/>
+                    </a:xfrm>
+                    <a:prstGeom prst="rect"/>
+                  </pic:spPr>
+                </pic:pic>
+              </a:graphicData>
+            </a:graphic>
+          </wp:inline>
+        </w:drawing>
+      </w:r>
+    </w:p>
+    <w:p>
+      <w:pPr>
+        <w:jc w:val="center"/>
+      </w:pPr>
+      <w:r>
+        <w:rPr>
+          <w:i/>
+          <w:color w:val="646464"/>
+          <w:sz w:val="19"/>
+        </w:rPr>
+        <w:t>Figure 5.3c: Terminal verification showing active ClusterIP service web-service binding port 80.</w:t>
+      </w:r>
+    </w:p>
+    <w:p/>
+    <w:p>
+      <w:pPr>
+        <w:jc w:val="center"/>
+      </w:pPr>
+      <w:r>
+        <w:drawing>
+          <wp:inline xmlns:a="http://schemas.openxmlformats.org/drawingml/2006/main" xmlns:pic="http://schemas.openxmlformats.org/drawingml/2006/picture">
+            <wp:extent cx="5486400" cy="1614827"/>
+            <wp:docPr id="14277" name="Picture 14277"/>
+            <wp:cNvGraphicFramePr>
+              <a:graphicFrameLocks noChangeAspect="1"/>
+            </wp:cNvGraphicFramePr>
+            <a:graphic>
+              <a:graphicData uri="http://schemas.openxmlformats.org/drawingml/2006/picture">
+                <pic:pic>
+                  <pic:nvPicPr>
+                    <pic:cNvPr id="0" name="image.png"/>
+                    <pic:cNvPicPr/>
+                  </pic:nvPicPr>
+                  <pic:blipFill>
+                    <a:blip r:embed="rId54"/>
+                    <a:stretch>
+                      <a:fillRect/>
+                    </a:stretch>
+                  </pic:blipFill>
+                  <pic:spPr>
+                    <a:xfrm>
+                      <a:off x="0" y="0"/>
+                      <a:ext cx="5486400" cy="1614827"/>
+                    </a:xfrm>
+                    <a:prstGeom prst="rect"/>
+                  </pic:spPr>
+                </pic:pic>
+              </a:graphicData>
+            </a:graphic>
+          </wp:inline>
+        </w:drawing>
+      </w:r>
+    </w:p>
+    <w:p>
+      <w:pPr>
+        <w:jc w:val="center"/>
+      </w:pPr>
+      <w:r>
+        <w:rPr>
+          <w:i/>
+          <w:color w:val="646464"/>
+          <w:sz w:val="19"/>
+        </w:rPr>
+        <w:t>Figure 5.3d: Combined kubectl get pods,svc -n sample-app overview confirming high availability deployment.</w:t>
+      </w:r>
+    </w:p>
+    <w:p/>
+    <w:p>
+      <w:pPr>
         <w:numPr>
           <w:ilvl w:val="0"/>
           <w:numId w:val="5"/>
@@ -7964,6 +8282,59 @@
     <w:p/>
     <w:p>
       <w:pPr>
+        <w:jc w:val="center"/>
+      </w:pPr>
+      <w:r>
+        <w:drawing>
+          <wp:inline xmlns:a="http://schemas.openxmlformats.org/drawingml/2006/main" xmlns:pic="http://schemas.openxmlformats.org/drawingml/2006/picture">
+            <wp:extent cx="5486400" cy="1795367"/>
+            <wp:docPr id="14278" name="Picture 14278"/>
+            <wp:cNvGraphicFramePr>
+              <a:graphicFrameLocks noChangeAspect="1"/>
+            </wp:cNvGraphicFramePr>
+            <a:graphic>
+              <a:graphicData uri="http://schemas.openxmlformats.org/drawingml/2006/picture">
+                <pic:pic>
+                  <pic:nvPicPr>
+                    <pic:cNvPr id="0" name="image.png"/>
+                    <pic:cNvPicPr/>
+                  </pic:nvPicPr>
+                  <pic:blipFill>
+                    <a:blip r:embed="rId63"/>
+                    <a:stretch>
+                      <a:fillRect/>
+                    </a:stretch>
+                  </pic:blipFill>
+                  <pic:spPr>
+                    <a:xfrm>
+                      <a:off x="0" y="0"/>
+                      <a:ext cx="5486400" cy="1795367"/>
+                    </a:xfrm>
+                    <a:prstGeom prst="rect"/>
+                  </pic:spPr>
+                </pic:pic>
+              </a:graphicData>
+            </a:graphic>
+          </wp:inline>
+        </w:drawing>
+      </w:r>
+    </w:p>
+    <w:p>
+      <w:pPr>
+        <w:jc w:val="center"/>
+      </w:pPr>
+      <w:r>
+        <w:rPr>
+          <w:i/>
+          <w:color w:val="646464"/>
+          <w:sz w:val="19"/>
+        </w:rPr>
+        <w:t>Figure 5.4: Grafana Cluster Overview Dashboard rendering real-time metrics scraped by Prometheus, including Cluster CPU utilization, Memory consumption, Node health status, Pod restart counts, and Network I/O throughput.</w:t>
+      </w:r>
+    </w:p>
+    <w:p/>
+    <w:p>
+      <w:pPr>
         <w:spacing w:after="267"/>
         <w:ind w:right="1105"/>
       </w:pPr>
@@ -9189,6 +9560,112 @@
     <w:p/>
     <w:p>
       <w:pPr>
+        <w:jc w:val="center"/>
+      </w:pPr>
+      <w:r>
+        <w:drawing>
+          <wp:inline xmlns:a="http://schemas.openxmlformats.org/drawingml/2006/main" xmlns:pic="http://schemas.openxmlformats.org/drawingml/2006/picture">
+            <wp:extent cx="5486400" cy="3028148"/>
+            <wp:docPr id="14279" name="Picture 14279"/>
+            <wp:cNvGraphicFramePr>
+              <a:graphicFrameLocks noChangeAspect="1"/>
+            </wp:cNvGraphicFramePr>
+            <a:graphic>
+              <a:graphicData uri="http://schemas.openxmlformats.org/drawingml/2006/picture">
+                <pic:pic>
+                  <pic:nvPicPr>
+                    <pic:cNvPr id="0" name="image.png"/>
+                    <pic:cNvPicPr/>
+                  </pic:nvPicPr>
+                  <pic:blipFill>
+                    <a:blip r:embed="rId56"/>
+                    <a:stretch>
+                      <a:fillRect/>
+                    </a:stretch>
+                  </pic:blipFill>
+                  <pic:spPr>
+                    <a:xfrm>
+                      <a:off x="0" y="0"/>
+                      <a:ext cx="5486400" cy="3028148"/>
+                    </a:xfrm>
+                    <a:prstGeom prst="rect"/>
+                  </pic:spPr>
+                </pic:pic>
+              </a:graphicData>
+            </a:graphic>
+          </wp:inline>
+        </w:drawing>
+      </w:r>
+    </w:p>
+    <w:p>
+      <w:pPr>
+        <w:jc w:val="center"/>
+      </w:pPr>
+      <w:r>
+        <w:rPr>
+          <w:i/>
+          <w:color w:val="646464"/>
+          <w:sz w:val="19"/>
+        </w:rPr>
+        <w:t>Figure 5.5a: Kibana log discovery interface displaying aggregated container stdout/stderr log streams ingested by Fluentd into Elasticsearch under index pattern logstash-*.</w:t>
+      </w:r>
+    </w:p>
+    <w:p/>
+    <w:p>
+      <w:pPr>
+        <w:jc w:val="center"/>
+      </w:pPr>
+      <w:r>
+        <w:drawing>
+          <wp:inline xmlns:a="http://schemas.openxmlformats.org/drawingml/2006/main" xmlns:pic="http://schemas.openxmlformats.org/drawingml/2006/picture">
+            <wp:extent cx="5486400" cy="3028148"/>
+            <wp:docPr id="14280" name="Picture 14280"/>
+            <wp:cNvGraphicFramePr>
+              <a:graphicFrameLocks noChangeAspect="1"/>
+            </wp:cNvGraphicFramePr>
+            <a:graphic>
+              <a:graphicData uri="http://schemas.openxmlformats.org/drawingml/2006/picture">
+                <pic:pic>
+                  <pic:nvPicPr>
+                    <pic:cNvPr id="0" name="image.png"/>
+                    <pic:cNvPicPr/>
+                  </pic:nvPicPr>
+                  <pic:blipFill>
+                    <a:blip r:embed="rId57"/>
+                    <a:stretch>
+                      <a:fillRect/>
+                    </a:stretch>
+                  </pic:blipFill>
+                  <pic:spPr>
+                    <a:xfrm>
+                      <a:off x="0" y="0"/>
+                      <a:ext cx="5486400" cy="3028148"/>
+                    </a:xfrm>
+                    <a:prstGeom prst="rect"/>
+                  </pic:spPr>
+                </pic:pic>
+              </a:graphicData>
+            </a:graphic>
+          </wp:inline>
+        </w:drawing>
+      </w:r>
+    </w:p>
+    <w:p>
+      <w:pPr>
+        <w:jc w:val="center"/>
+      </w:pPr>
+      <w:r>
+        <w:rPr>
+          <w:i/>
+          <w:color w:val="646464"/>
+          <w:sz w:val="19"/>
+        </w:rPr>
+        <w:t>Figure 5.5b: Kibana Lucene query search results filtering HTTP request logs and JSON pod metadata for namespace sample-app.</w:t>
+      </w:r>
+    </w:p>
+    <w:p/>
+    <w:p>
+      <w:pPr>
         <w:numPr>
           <w:ilvl w:val="0"/>
           <w:numId w:val="7"/>
@@ -10419,6 +10896,112 @@
     <w:p/>
     <w:p>
       <w:pPr>
+        <w:jc w:val="center"/>
+      </w:pPr>
+      <w:r>
+        <w:drawing>
+          <wp:inline xmlns:a="http://schemas.openxmlformats.org/drawingml/2006/main" xmlns:pic="http://schemas.openxmlformats.org/drawingml/2006/picture">
+            <wp:extent cx="5486400" cy="3781303"/>
+            <wp:docPr id="14281" name="Picture 14281"/>
+            <wp:cNvGraphicFramePr>
+              <a:graphicFrameLocks noChangeAspect="1"/>
+            </wp:cNvGraphicFramePr>
+            <a:graphic>
+              <a:graphicData uri="http://schemas.openxmlformats.org/drawingml/2006/picture">
+                <pic:pic>
+                  <pic:nvPicPr>
+                    <pic:cNvPr id="0" name="image.png"/>
+                    <pic:cNvPicPr/>
+                  </pic:nvPicPr>
+                  <pic:blipFill>
+                    <a:blip r:embed="rId58"/>
+                    <a:stretch>
+                      <a:fillRect/>
+                    </a:stretch>
+                  </pic:blipFill>
+                  <pic:spPr>
+                    <a:xfrm>
+                      <a:off x="0" y="0"/>
+                      <a:ext cx="5486400" cy="3781303"/>
+                    </a:xfrm>
+                    <a:prstGeom prst="rect"/>
+                  </pic:spPr>
+                </pic:pic>
+              </a:graphicData>
+            </a:graphic>
+          </wp:inline>
+        </w:drawing>
+      </w:r>
+    </w:p>
+    <w:p>
+      <w:pPr>
+        <w:jc w:val="center"/>
+      </w:pPr>
+      <w:r>
+        <w:rPr>
+          <w:i/>
+          <w:color w:val="646464"/>
+          <w:sz w:val="19"/>
+        </w:rPr>
+        <w:t>Figure 5.6a: Code snippet of sample-app/hpa.yaml configuring HorizontalPodAutoscaler to target web-rollout between 3 and 10 replicas at a 60% CPU utilization threshold.</w:t>
+      </w:r>
+    </w:p>
+    <w:p/>
+    <w:p>
+      <w:pPr>
+        <w:jc w:val="center"/>
+      </w:pPr>
+      <w:r>
+        <w:drawing>
+          <wp:inline xmlns:a="http://schemas.openxmlformats.org/drawingml/2006/main" xmlns:pic="http://schemas.openxmlformats.org/drawingml/2006/picture">
+            <wp:extent cx="5486400" cy="722159"/>
+            <wp:docPr id="14282" name="Picture 14282"/>
+            <wp:cNvGraphicFramePr>
+              <a:graphicFrameLocks noChangeAspect="1"/>
+            </wp:cNvGraphicFramePr>
+            <a:graphic>
+              <a:graphicData uri="http://schemas.openxmlformats.org/drawingml/2006/picture">
+                <pic:pic>
+                  <pic:nvPicPr>
+                    <pic:cNvPr id="0" name="image.png"/>
+                    <pic:cNvPicPr/>
+                  </pic:nvPicPr>
+                  <pic:blipFill>
+                    <a:blip r:embed="rId59"/>
+                    <a:stretch>
+                      <a:fillRect/>
+                    </a:stretch>
+                  </pic:blipFill>
+                  <pic:spPr>
+                    <a:xfrm>
+                      <a:off x="0" y="0"/>
+                      <a:ext cx="5486400" cy="722159"/>
+                    </a:xfrm>
+                    <a:prstGeom prst="rect"/>
+                  </pic:spPr>
+                </pic:pic>
+              </a:graphicData>
+            </a:graphic>
+          </wp:inline>
+        </w:drawing>
+      </w:r>
+    </w:p>
+    <w:p>
+      <w:pPr>
+        <w:jc w:val="center"/>
+      </w:pPr>
+      <w:r>
+        <w:rPr>
+          <w:i/>
+          <w:color w:val="646464"/>
+          <w:sz w:val="19"/>
+        </w:rPr>
+        <w:t>Figure 5.6b: Terminal output of kubectl get hpa -n sample-app confirming initial baseline 2% CPU utilization and 3 active replicas.</w:t>
+      </w:r>
+    </w:p>
+    <w:p/>
+    <w:p>
+      <w:pPr>
         <w:spacing w:after="325"/>
         <w:ind w:right="1105"/>
       </w:pPr>
@@ -11947,6 +12530,165 @@
     <w:p/>
     <w:p>
       <w:pPr>
+        <w:jc w:val="center"/>
+      </w:pPr>
+      <w:r>
+        <w:drawing>
+          <wp:inline xmlns:a="http://schemas.openxmlformats.org/drawingml/2006/main" xmlns:pic="http://schemas.openxmlformats.org/drawingml/2006/picture">
+            <wp:extent cx="5486400" cy="1073208"/>
+            <wp:docPr id="14283" name="Picture 14283"/>
+            <wp:cNvGraphicFramePr>
+              <a:graphicFrameLocks noChangeAspect="1"/>
+            </wp:cNvGraphicFramePr>
+            <a:graphic>
+              <a:graphicData uri="http://schemas.openxmlformats.org/drawingml/2006/picture">
+                <pic:pic>
+                  <pic:nvPicPr>
+                    <pic:cNvPr id="0" name="image.png"/>
+                    <pic:cNvPicPr/>
+                  </pic:nvPicPr>
+                  <pic:blipFill>
+                    <a:blip r:embed="rId60"/>
+                    <a:stretch>
+                      <a:fillRect/>
+                    </a:stretch>
+                  </pic:blipFill>
+                  <pic:spPr>
+                    <a:xfrm>
+                      <a:off x="0" y="0"/>
+                      <a:ext cx="5486400" cy="1073208"/>
+                    </a:xfrm>
+                    <a:prstGeom prst="rect"/>
+                  </pic:spPr>
+                </pic:pic>
+              </a:graphicData>
+            </a:graphic>
+          </wp:inline>
+        </w:drawing>
+      </w:r>
+    </w:p>
+    <w:p>
+      <w:pPr>
+        <w:jc w:val="center"/>
+      </w:pPr>
+      <w:r>
+        <w:rPr>
+          <w:i/>
+          <w:color w:val="646464"/>
+          <w:sz w:val="19"/>
+        </w:rPr>
+        <w:t>Figure 5.7a: HPA status before load testing showing normal operating baseline with 3 active replicas.</w:t>
+      </w:r>
+    </w:p>
+    <w:p/>
+    <w:p>
+      <w:pPr>
+        <w:jc w:val="center"/>
+      </w:pPr>
+      <w:r>
+        <w:drawing>
+          <wp:inline xmlns:a="http://schemas.openxmlformats.org/drawingml/2006/main" xmlns:pic="http://schemas.openxmlformats.org/drawingml/2006/picture">
+            <wp:extent cx="5486400" cy="1614827"/>
+            <wp:docPr id="14284" name="Picture 14284"/>
+            <wp:cNvGraphicFramePr>
+              <a:graphicFrameLocks noChangeAspect="1"/>
+            </wp:cNvGraphicFramePr>
+            <a:graphic>
+              <a:graphicData uri="http://schemas.openxmlformats.org/drawingml/2006/picture">
+                <pic:pic>
+                  <pic:nvPicPr>
+                    <pic:cNvPr id="0" name="image.png"/>
+                    <pic:cNvPicPr/>
+                  </pic:nvPicPr>
+                  <pic:blipFill>
+                    <a:blip r:embed="rId61"/>
+                    <a:stretch>
+                      <a:fillRect/>
+                    </a:stretch>
+                  </pic:blipFill>
+                  <pic:spPr>
+                    <a:xfrm>
+                      <a:off x="0" y="0"/>
+                      <a:ext cx="5486400" cy="1614827"/>
+                    </a:xfrm>
+                    <a:prstGeom prst="rect"/>
+                  </pic:spPr>
+                </pic:pic>
+              </a:graphicData>
+            </a:graphic>
+          </wp:inline>
+        </w:drawing>
+      </w:r>
+    </w:p>
+    <w:p>
+      <w:pPr>
+        <w:jc w:val="center"/>
+      </w:pPr>
+      <w:r>
+        <w:rPr>
+          <w:i/>
+          <w:color w:val="646464"/>
+          <w:sz w:val="19"/>
+        </w:rPr>
+        <w:t>Figure 5.7b: Terminal output during Apache Benchmark (ab) load test showing CPU usage surging to 185% and HPA scaling replicas from 3 to 10.</w:t>
+      </w:r>
+    </w:p>
+    <w:p/>
+    <w:p>
+      <w:pPr>
+        <w:jc w:val="center"/>
+      </w:pPr>
+      <w:r>
+        <w:drawing>
+          <wp:inline xmlns:a="http://schemas.openxmlformats.org/drawingml/2006/main" xmlns:pic="http://schemas.openxmlformats.org/drawingml/2006/picture">
+            <wp:extent cx="5486400" cy="3317936"/>
+            <wp:docPr id="14285" name="Picture 14285"/>
+            <wp:cNvGraphicFramePr>
+              <a:graphicFrameLocks noChangeAspect="1"/>
+            </wp:cNvGraphicFramePr>
+            <a:graphic>
+              <a:graphicData uri="http://schemas.openxmlformats.org/drawingml/2006/picture">
+                <pic:pic>
+                  <pic:nvPicPr>
+                    <pic:cNvPr id="0" name="image.png"/>
+                    <pic:cNvPicPr/>
+                  </pic:nvPicPr>
+                  <pic:blipFill>
+                    <a:blip r:embed="rId62"/>
+                    <a:stretch>
+                      <a:fillRect/>
+                    </a:stretch>
+                  </pic:blipFill>
+                  <pic:spPr>
+                    <a:xfrm>
+                      <a:off x="0" y="0"/>
+                      <a:ext cx="5486400" cy="3317936"/>
+                    </a:xfrm>
+                    <a:prstGeom prst="rect"/>
+                  </pic:spPr>
+                </pic:pic>
+              </a:graphicData>
+            </a:graphic>
+          </wp:inline>
+        </w:drawing>
+      </w:r>
+    </w:p>
+    <w:p>
+      <w:pPr>
+        <w:jc w:val="center"/>
+      </w:pPr>
+      <w:r>
+        <w:rPr>
+          <w:i/>
+          <w:color w:val="646464"/>
+          <w:sz w:val="19"/>
+        </w:rPr>
+        <w:t>Figure 5.7c: Grafana telemetry graph capturing the dynamic replica scaling timeline from 3 to 10 pods during peak traffic.</w:t>
+      </w:r>
+    </w:p>
+    <w:p/>
+    <w:p>
+      <w:pPr>
         <w:numPr>
           <w:ilvl w:val="0"/>
           <w:numId w:val="8"/>
@@ -12945,6 +13687,59 @@
     <w:p/>
     <w:p>
       <w:pPr>
+        <w:jc w:val="center"/>
+      </w:pPr>
+      <w:r>
+        <w:drawing>
+          <wp:inline xmlns:a="http://schemas.openxmlformats.org/drawingml/2006/main" xmlns:pic="http://schemas.openxmlformats.org/drawingml/2006/picture">
+            <wp:extent cx="5486400" cy="1795367"/>
+            <wp:docPr id="14286" name="Picture 14286"/>
+            <wp:cNvGraphicFramePr>
+              <a:graphicFrameLocks noChangeAspect="1"/>
+            </wp:cNvGraphicFramePr>
+            <a:graphic>
+              <a:graphicData uri="http://schemas.openxmlformats.org/drawingml/2006/picture">
+                <pic:pic>
+                  <pic:nvPicPr>
+                    <pic:cNvPr id="0" name="image.png"/>
+                    <pic:cNvPicPr/>
+                  </pic:nvPicPr>
+                  <pic:blipFill>
+                    <a:blip r:embed="rId63"/>
+                    <a:stretch>
+                      <a:fillRect/>
+                    </a:stretch>
+                  </pic:blipFill>
+                  <pic:spPr>
+                    <a:xfrm>
+                      <a:off x="0" y="0"/>
+                      <a:ext cx="5486400" cy="1795367"/>
+                    </a:xfrm>
+                    <a:prstGeom prst="rect"/>
+                  </pic:spPr>
+                </pic:pic>
+              </a:graphicData>
+            </a:graphic>
+          </wp:inline>
+        </w:drawing>
+      </w:r>
+    </w:p>
+    <w:p>
+      <w:pPr>
+        <w:jc w:val="center"/>
+      </w:pPr>
+      <w:r>
+        <w:rPr>
+          <w:i/>
+          <w:color w:val="646464"/>
+          <w:sz w:val="19"/>
+        </w:rPr>
+        <w:t>Figure 5.8: Diagnostic output showing canary pod failure (ImagePullBackOff for non-existent image nginx:99.99.99), Kibana root-cause error logs, and immediate recovery using kubectl argo rollouts undo.</w:t>
+      </w:r>
+    </w:p>
+    <w:p/>
+    <w:p>
+      <w:pPr>
         <w:spacing w:after="325"/>
         <w:ind w:right="1105"/>
       </w:pPr>
@@ -13877,6 +14672,59 @@
     <w:p/>
     <w:p>
       <w:pPr>
+        <w:jc w:val="center"/>
+      </w:pPr>
+      <w:r>
+        <w:drawing>
+          <wp:inline xmlns:a="http://schemas.openxmlformats.org/drawingml/2006/main" xmlns:pic="http://schemas.openxmlformats.org/drawingml/2006/picture">
+            <wp:extent cx="5486400" cy="2336986"/>
+            <wp:docPr id="14287" name="Picture 14287"/>
+            <wp:cNvGraphicFramePr>
+              <a:graphicFrameLocks noChangeAspect="1"/>
+            </wp:cNvGraphicFramePr>
+            <a:graphic>
+              <a:graphicData uri="http://schemas.openxmlformats.org/drawingml/2006/picture">
+                <pic:pic>
+                  <pic:nvPicPr>
+                    <pic:cNvPr id="0" name="image.png"/>
+                    <pic:cNvPicPr/>
+                  </pic:nvPicPr>
+                  <pic:blipFill>
+                    <a:blip r:embed="rId64"/>
+                    <a:stretch>
+                      <a:fillRect/>
+                    </a:stretch>
+                  </pic:blipFill>
+                  <pic:spPr>
+                    <a:xfrm>
+                      <a:off x="0" y="0"/>
+                      <a:ext cx="5486400" cy="2336986"/>
+                    </a:xfrm>
+                    <a:prstGeom prst="rect"/>
+                  </pic:spPr>
+                </pic:pic>
+              </a:graphicData>
+            </a:graphic>
+          </wp:inline>
+        </w:drawing>
+      </w:r>
+    </w:p>
+    <w:p>
+      <w:pPr>
+        <w:jc w:val="center"/>
+      </w:pPr>
+      <w:r>
+        <w:rPr>
+          <w:i/>
+          <w:color w:val="646464"/>
+          <w:sz w:val="19"/>
+        </w:rPr>
+        <w:t>Figure 6.1: Workspace folder tree structure demonstrating structured organization of cluster configs, Helm overrides, Kubernetes manifests, scripts, and documentation.</w:t>
+      </w:r>
+    </w:p>
+    <w:p/>
+    <w:p>
+      <w:pPr>
         <w:spacing w:after="325"/>
         <w:ind w:right="1105"/>
       </w:pPr>
@@ -14816,6 +15664,59 @@
     <w:p/>
     <w:p>
       <w:pPr>
+        <w:jc w:val="center"/>
+      </w:pPr>
+      <w:r>
+        <w:drawing>
+          <wp:inline xmlns:a="http://schemas.openxmlformats.org/drawingml/2006/main" xmlns:pic="http://schemas.openxmlformats.org/drawingml/2006/picture">
+            <wp:extent cx="5486400" cy="1434287"/>
+            <wp:docPr id="14288" name="Picture 14288"/>
+            <wp:cNvGraphicFramePr>
+              <a:graphicFrameLocks noChangeAspect="1"/>
+            </wp:cNvGraphicFramePr>
+            <a:graphic>
+              <a:graphicData uri="http://schemas.openxmlformats.org/drawingml/2006/picture">
+                <pic:pic>
+                  <pic:nvPicPr>
+                    <pic:cNvPr id="0" name="image.png"/>
+                    <pic:cNvPicPr/>
+                  </pic:nvPicPr>
+                  <pic:blipFill>
+                    <a:blip r:embed="rId65"/>
+                    <a:stretch>
+                      <a:fillRect/>
+                    </a:stretch>
+                  </pic:blipFill>
+                  <pic:spPr>
+                    <a:xfrm>
+                      <a:off x="0" y="0"/>
+                      <a:ext cx="5486400" cy="1434287"/>
+                    </a:xfrm>
+                    <a:prstGeom prst="rect"/>
+                  </pic:spPr>
+                </pic:pic>
+              </a:graphicData>
+            </a:graphic>
+          </wp:inline>
+        </w:drawing>
+      </w:r>
+    </w:p>
+    <w:p>
+      <w:pPr>
+        <w:jc w:val="center"/>
+      </w:pPr>
+      <w:r>
+        <w:rPr>
+          <w:i/>
+          <w:color w:val="646464"/>
+          <w:sz w:val="19"/>
+        </w:rPr>
+        <w:t>Figure 6.2: File listing of verified Kubernetes manifest templates stored under sample-app/ directory.</w:t>
+      </w:r>
+    </w:p>
+    <w:p/>
+    <w:p>
+      <w:pPr>
         <w:spacing w:after="325"/>
         <w:ind w:right="1105"/>
       </w:pPr>
@@ -15714,6 +16615,59 @@
     <w:p/>
     <w:p>
       <w:pPr>
+        <w:jc w:val="center"/>
+      </w:pPr>
+      <w:r>
+        <w:drawing>
+          <wp:inline xmlns:a="http://schemas.openxmlformats.org/drawingml/2006/main" xmlns:pic="http://schemas.openxmlformats.org/drawingml/2006/picture">
+            <wp:extent cx="5486400" cy="2928830"/>
+            <wp:docPr id="14289" name="Picture 14289"/>
+            <wp:cNvGraphicFramePr>
+              <a:graphicFrameLocks noChangeAspect="1"/>
+            </wp:cNvGraphicFramePr>
+            <a:graphic>
+              <a:graphicData uri="http://schemas.openxmlformats.org/drawingml/2006/picture">
+                <pic:pic>
+                  <pic:nvPicPr>
+                    <pic:cNvPr id="0" name="image.png"/>
+                    <pic:cNvPicPr/>
+                  </pic:nvPicPr>
+                  <pic:blipFill>
+                    <a:blip r:embed="rId66"/>
+                    <a:stretch>
+                      <a:fillRect/>
+                    </a:stretch>
+                  </pic:blipFill>
+                  <pic:spPr>
+                    <a:xfrm>
+                      <a:off x="0" y="0"/>
+                      <a:ext cx="5486400" cy="2928830"/>
+                    </a:xfrm>
+                    <a:prstGeom prst="rect"/>
+                  </pic:spPr>
+                </pic:pic>
+              </a:graphicData>
+            </a:graphic>
+          </wp:inline>
+        </w:drawing>
+      </w:r>
+    </w:p>
+    <w:p>
+      <w:pPr>
+        <w:jc w:val="center"/>
+      </w:pPr>
+      <w:r>
+        <w:rPr>
+          <w:i/>
+          <w:color w:val="646464"/>
+          <w:sz w:val="19"/>
+        </w:rPr>
+        <w:t>Figure 6.3: Container registry image repository view showing built and pushed tags (v1.23, v1.24, latest).</w:t>
+      </w:r>
+    </w:p>
+    <w:p/>
+    <w:p>
+      <w:pPr>
         <w:spacing w:after="325"/>
         <w:ind w:right="1105"/>
       </w:pPr>
@@ -16940,6 +17894,112 @@
     <w:p/>
     <w:p>
       <w:pPr>
+        <w:jc w:val="center"/>
+      </w:pPr>
+      <w:r>
+        <w:drawing>
+          <wp:inline xmlns:a="http://schemas.openxmlformats.org/drawingml/2006/main" xmlns:pic="http://schemas.openxmlformats.org/drawingml/2006/picture">
+            <wp:extent cx="5486400" cy="3018208"/>
+            <wp:docPr id="14290" name="Picture 14290"/>
+            <wp:cNvGraphicFramePr>
+              <a:graphicFrameLocks noChangeAspect="1"/>
+            </wp:cNvGraphicFramePr>
+            <a:graphic>
+              <a:graphicData uri="http://schemas.openxmlformats.org/drawingml/2006/picture">
+                <pic:pic>
+                  <pic:nvPicPr>
+                    <pic:cNvPr id="0" name="image.png"/>
+                    <pic:cNvPicPr/>
+                  </pic:nvPicPr>
+                  <pic:blipFill>
+                    <a:blip r:embed="rId80"/>
+                    <a:stretch>
+                      <a:fillRect/>
+                    </a:stretch>
+                  </pic:blipFill>
+                  <pic:spPr>
+                    <a:xfrm>
+                      <a:off x="0" y="0"/>
+                      <a:ext cx="5486400" cy="3018208"/>
+                    </a:xfrm>
+                    <a:prstGeom prst="rect"/>
+                  </pic:spPr>
+                </pic:pic>
+              </a:graphicData>
+            </a:graphic>
+          </wp:inline>
+        </w:drawing>
+      </w:r>
+    </w:p>
+    <w:p>
+      <w:pPr>
+        <w:jc w:val="center"/>
+      </w:pPr>
+      <w:r>
+        <w:rPr>
+          <w:i/>
+          <w:color w:val="646464"/>
+          <w:sz w:val="19"/>
+        </w:rPr>
+        <w:t>Figure 6.4a: GitHub Actions workflow YAML configuration file detailing automated checkout, container build, registry push, and rollout deployment steps.</w:t>
+      </w:r>
+    </w:p>
+    <w:p/>
+    <w:p>
+      <w:pPr>
+        <w:jc w:val="center"/>
+      </w:pPr>
+      <w:r>
+        <w:drawing>
+          <wp:inline xmlns:a="http://schemas.openxmlformats.org/drawingml/2006/main" xmlns:pic="http://schemas.openxmlformats.org/drawingml/2006/picture">
+            <wp:extent cx="5486400" cy="3018208"/>
+            <wp:docPr id="14291" name="Picture 14291"/>
+            <wp:cNvGraphicFramePr>
+              <a:graphicFrameLocks noChangeAspect="1"/>
+            </wp:cNvGraphicFramePr>
+            <a:graphic>
+              <a:graphicData uri="http://schemas.openxmlformats.org/drawingml/2006/picture">
+                <pic:pic>
+                  <pic:nvPicPr>
+                    <pic:cNvPr id="0" name="image.png"/>
+                    <pic:cNvPicPr/>
+                  </pic:nvPicPr>
+                  <pic:blipFill>
+                    <a:blip r:embed="rId81"/>
+                    <a:stretch>
+                      <a:fillRect/>
+                    </a:stretch>
+                  </pic:blipFill>
+                  <pic:spPr>
+                    <a:xfrm>
+                      <a:off x="0" y="0"/>
+                      <a:ext cx="5486400" cy="3018208"/>
+                    </a:xfrm>
+                    <a:prstGeom prst="rect"/>
+                  </pic:spPr>
+                </pic:pic>
+              </a:graphicData>
+            </a:graphic>
+          </wp:inline>
+        </w:drawing>
+      </w:r>
+    </w:p>
+    <w:p>
+      <w:pPr>
+        <w:jc w:val="center"/>
+      </w:pPr>
+      <w:r>
+        <w:rPr>
+          <w:i/>
+          <w:color w:val="646464"/>
+          <w:sz w:val="19"/>
+        </w:rPr>
+        <w:t>Figure 6.4b: Successful CI/CD pipeline execution run showing completion of build, test, push, and Kubernetes deployment stages.</w:t>
+      </w:r>
+    </w:p>
+    <w:p/>
+    <w:p>
+      <w:pPr>
         <w:spacing w:after="325"/>
         <w:ind w:right="1105"/>
       </w:pPr>
@@ -18127,6 +19187,112 @@
     <w:p/>
     <w:p>
       <w:pPr>
+        <w:jc w:val="center"/>
+      </w:pPr>
+      <w:r>
+        <w:drawing>
+          <wp:inline xmlns:a="http://schemas.openxmlformats.org/drawingml/2006/main" xmlns:pic="http://schemas.openxmlformats.org/drawingml/2006/picture">
+            <wp:extent cx="5486400" cy="722159"/>
+            <wp:docPr id="14292" name="Picture 14292"/>
+            <wp:cNvGraphicFramePr>
+              <a:graphicFrameLocks noChangeAspect="1"/>
+            </wp:cNvGraphicFramePr>
+            <a:graphic>
+              <a:graphicData uri="http://schemas.openxmlformats.org/drawingml/2006/picture">
+                <pic:pic>
+                  <pic:nvPicPr>
+                    <pic:cNvPr id="0" name="image.png"/>
+                    <pic:cNvPicPr/>
+                  </pic:nvPicPr>
+                  <pic:blipFill>
+                    <a:blip r:embed="rId69"/>
+                    <a:stretch>
+                      <a:fillRect/>
+                    </a:stretch>
+                  </pic:blipFill>
+                  <pic:spPr>
+                    <a:xfrm>
+                      <a:off x="0" y="0"/>
+                      <a:ext cx="5486400" cy="722159"/>
+                    </a:xfrm>
+                    <a:prstGeom prst="rect"/>
+                  </pic:spPr>
+                </pic:pic>
+              </a:graphicData>
+            </a:graphic>
+          </wp:inline>
+        </w:drawing>
+      </w:r>
+    </w:p>
+    <w:p>
+      <w:pPr>
+        <w:jc w:val="center"/>
+      </w:pPr>
+      <w:r>
+        <w:rPr>
+          <w:i/>
+          <w:color w:val="646464"/>
+          <w:sz w:val="19"/>
+        </w:rPr>
+        <w:t>Figure 6.5a: Terminal output verifying running status of argo-rollouts-controller pod in namespace argo-rollouts.</w:t>
+      </w:r>
+    </w:p>
+    <w:p/>
+    <w:p>
+      <w:pPr>
+        <w:jc w:val="center"/>
+      </w:pPr>
+      <w:r>
+        <w:drawing>
+          <wp:inline xmlns:a="http://schemas.openxmlformats.org/drawingml/2006/main" xmlns:pic="http://schemas.openxmlformats.org/drawingml/2006/picture">
+            <wp:extent cx="5486400" cy="2878605"/>
+            <wp:docPr id="14293" name="Picture 14293"/>
+            <wp:cNvGraphicFramePr>
+              <a:graphicFrameLocks noChangeAspect="1"/>
+            </wp:cNvGraphicFramePr>
+            <a:graphic>
+              <a:graphicData uri="http://schemas.openxmlformats.org/drawingml/2006/picture">
+                <pic:pic>
+                  <pic:nvPicPr>
+                    <pic:cNvPr id="0" name="image.png"/>
+                    <pic:cNvPicPr/>
+                  </pic:nvPicPr>
+                  <pic:blipFill>
+                    <a:blip r:embed="rId70"/>
+                    <a:stretch>
+                      <a:fillRect/>
+                    </a:stretch>
+                  </pic:blipFill>
+                  <pic:spPr>
+                    <a:xfrm>
+                      <a:off x="0" y="0"/>
+                      <a:ext cx="5486400" cy="2878605"/>
+                    </a:xfrm>
+                    <a:prstGeom prst="rect"/>
+                  </pic:spPr>
+                </pic:pic>
+              </a:graphicData>
+            </a:graphic>
+          </wp:inline>
+        </w:drawing>
+      </w:r>
+    </w:p>
+    <w:p>
+      <w:pPr>
+        <w:jc w:val="center"/>
+      </w:pPr>
+      <w:r>
+        <w:rPr>
+          <w:i/>
+          <w:color w:val="646464"/>
+          <w:sz w:val="19"/>
+        </w:rPr>
+        <w:t>Figure 6.5b: Argo Rollout specification manifest highlighting canary step definitions and pause intervals.</w:t>
+      </w:r>
+    </w:p>
+    <w:p/>
+    <w:p>
+      <w:pPr>
         <w:spacing w:after="325"/>
         <w:ind w:right="1105"/>
       </w:pPr>
@@ -19071,6 +20237,59 @@
     <w:p/>
     <w:p>
       <w:pPr>
+        <w:jc w:val="center"/>
+      </w:pPr>
+      <w:r>
+        <w:drawing>
+          <wp:inline xmlns:a="http://schemas.openxmlformats.org/drawingml/2006/main" xmlns:pic="http://schemas.openxmlformats.org/drawingml/2006/picture">
+            <wp:extent cx="5486400" cy="1434287"/>
+            <wp:docPr id="14294" name="Picture 14294"/>
+            <wp:cNvGraphicFramePr>
+              <a:graphicFrameLocks noChangeAspect="1"/>
+            </wp:cNvGraphicFramePr>
+            <a:graphic>
+              <a:graphicData uri="http://schemas.openxmlformats.org/drawingml/2006/picture">
+                <pic:pic>
+                  <pic:nvPicPr>
+                    <pic:cNvPr id="0" name="image.png"/>
+                    <pic:cNvPicPr/>
+                  </pic:nvPicPr>
+                  <pic:blipFill>
+                    <a:blip r:embed="rId71"/>
+                    <a:stretch>
+                      <a:fillRect/>
+                    </a:stretch>
+                  </pic:blipFill>
+                  <pic:spPr>
+                    <a:xfrm>
+                      <a:off x="0" y="0"/>
+                      <a:ext cx="5486400" cy="1434287"/>
+                    </a:xfrm>
+                    <a:prstGeom prst="rect"/>
+                  </pic:spPr>
+                </pic:pic>
+              </a:graphicData>
+            </a:graphic>
+          </wp:inline>
+        </w:drawing>
+      </w:r>
+    </w:p>
+    <w:p>
+      <w:pPr>
+        <w:jc w:val="center"/>
+      </w:pPr>
+      <w:r>
+        <w:rPr>
+          <w:i/>
+          <w:color w:val="646464"/>
+          <w:sz w:val="19"/>
+        </w:rPr>
+        <w:t>Figure 6.6: Argo Rollouts CLI status view demonstrating active canary step progression (20% → 50% → 100%) and revision pod tracking.</w:t>
+      </w:r>
+    </w:p>
+    <w:p/>
+    <w:p>
+      <w:pPr>
         <w:spacing w:after="322"/>
         <w:ind w:right="1105"/>
       </w:pPr>
@@ -20059,6 +21278,59 @@
     <w:p/>
     <w:p>
       <w:pPr>
+        <w:jc w:val="center"/>
+      </w:pPr>
+      <w:r>
+        <w:drawing>
+          <wp:inline xmlns:a="http://schemas.openxmlformats.org/drawingml/2006/main" xmlns:pic="http://schemas.openxmlformats.org/drawingml/2006/picture">
+            <wp:extent cx="5486400" cy="1253748"/>
+            <wp:docPr id="14295" name="Picture 14295"/>
+            <wp:cNvGraphicFramePr>
+              <a:graphicFrameLocks noChangeAspect="1"/>
+            </wp:cNvGraphicFramePr>
+            <a:graphic>
+              <a:graphicData uri="http://schemas.openxmlformats.org/drawingml/2006/picture">
+                <pic:pic>
+                  <pic:nvPicPr>
+                    <pic:cNvPr id="0" name="image.png"/>
+                    <pic:cNvPicPr/>
+                  </pic:nvPicPr>
+                  <pic:blipFill>
+                    <a:blip r:embed="rId72"/>
+                    <a:stretch>
+                      <a:fillRect/>
+                    </a:stretch>
+                  </pic:blipFill>
+                  <pic:spPr>
+                    <a:xfrm>
+                      <a:off x="0" y="0"/>
+                      <a:ext cx="5486400" cy="1253748"/>
+                    </a:xfrm>
+                    <a:prstGeom prst="rect"/>
+                  </pic:spPr>
+                </pic:pic>
+              </a:graphicData>
+            </a:graphic>
+          </wp:inline>
+        </w:drawing>
+      </w:r>
+    </w:p>
+    <w:p>
+      <w:pPr>
+        <w:jc w:val="center"/>
+      </w:pPr>
+      <w:r>
+        <w:rPr>
+          <w:i/>
+          <w:color w:val="646464"/>
+          <w:sz w:val="19"/>
+        </w:rPr>
+        <w:t>Figure 6.7: Terminal output of kubectl argo rollouts undo restoring stable revision nginx:1.23 within 15 seconds of failure detection.</w:t>
+      </w:r>
+    </w:p>
+    <w:p/>
+    <w:p>
+      <w:pPr>
         <w:spacing w:after="325"/>
         <w:ind w:right="1105"/>
       </w:pPr>
@@ -21285,6 +22557,112 @@
     <w:p/>
     <w:p>
       <w:pPr>
+        <w:jc w:val="center"/>
+      </w:pPr>
+      <w:r>
+        <w:drawing>
+          <wp:inline xmlns:a="http://schemas.openxmlformats.org/drawingml/2006/main" xmlns:pic="http://schemas.openxmlformats.org/drawingml/2006/picture">
+            <wp:extent cx="5486400" cy="4503462"/>
+            <wp:docPr id="14296" name="Picture 14296"/>
+            <wp:cNvGraphicFramePr>
+              <a:graphicFrameLocks noChangeAspect="1"/>
+            </wp:cNvGraphicFramePr>
+            <a:graphic>
+              <a:graphicData uri="http://schemas.openxmlformats.org/drawingml/2006/picture">
+                <pic:pic>
+                  <pic:nvPicPr>
+                    <pic:cNvPr id="0" name="image.png"/>
+                    <pic:cNvPicPr/>
+                  </pic:nvPicPr>
+                  <pic:blipFill>
+                    <a:blip r:embed="rId73"/>
+                    <a:stretch>
+                      <a:fillRect/>
+                    </a:stretch>
+                  </pic:blipFill>
+                  <pic:spPr>
+                    <a:xfrm>
+                      <a:off x="0" y="0"/>
+                      <a:ext cx="5486400" cy="4503462"/>
+                    </a:xfrm>
+                    <a:prstGeom prst="rect"/>
+                  </pic:spPr>
+                </pic:pic>
+              </a:graphicData>
+            </a:graphic>
+          </wp:inline>
+        </w:drawing>
+      </w:r>
+    </w:p>
+    <w:p>
+      <w:pPr>
+        <w:jc w:val="center"/>
+      </w:pPr>
+      <w:r>
+        <w:rPr>
+          <w:i/>
+          <w:color w:val="646464"/>
+          <w:sz w:val="19"/>
+        </w:rPr>
+        <w:t>Figure 7.1a: RBAC manifest establishing restricted pod-reader Role and RoleBinding for developer-user.</w:t>
+      </w:r>
+    </w:p>
+    <w:p/>
+    <w:p>
+      <w:pPr>
+        <w:jc w:val="center"/>
+      </w:pPr>
+      <w:r>
+        <w:drawing>
+          <wp:inline xmlns:a="http://schemas.openxmlformats.org/drawingml/2006/main" xmlns:pic="http://schemas.openxmlformats.org/drawingml/2006/picture">
+            <wp:extent cx="5486400" cy="1073208"/>
+            <wp:docPr id="14297" name="Picture 14297"/>
+            <wp:cNvGraphicFramePr>
+              <a:graphicFrameLocks noChangeAspect="1"/>
+            </wp:cNvGraphicFramePr>
+            <a:graphic>
+              <a:graphicData uri="http://schemas.openxmlformats.org/drawingml/2006/picture">
+                <pic:pic>
+                  <pic:nvPicPr>
+                    <pic:cNvPr id="0" name="image.png"/>
+                    <pic:cNvPicPr/>
+                  </pic:nvPicPr>
+                  <pic:blipFill>
+                    <a:blip r:embed="rId74"/>
+                    <a:stretch>
+                      <a:fillRect/>
+                    </a:stretch>
+                  </pic:blipFill>
+                  <pic:spPr>
+                    <a:xfrm>
+                      <a:off x="0" y="0"/>
+                      <a:ext cx="5486400" cy="1073208"/>
+                    </a:xfrm>
+                    <a:prstGeom prst="rect"/>
+                  </pic:spPr>
+                </pic:pic>
+              </a:graphicData>
+            </a:graphic>
+          </wp:inline>
+        </w:drawing>
+      </w:r>
+    </w:p>
+    <w:p>
+      <w:pPr>
+        <w:jc w:val="center"/>
+      </w:pPr>
+      <w:r>
+        <w:rPr>
+          <w:i/>
+          <w:color w:val="646464"/>
+          <w:sz w:val="19"/>
+        </w:rPr>
+        <w:t>Figure 7.1b: kubectl auth can-i execution output confirming developer-user possesses read-only access while write/delete commands are denied.</w:t>
+      </w:r>
+    </w:p>
+    <w:p/>
+    <w:p>
+      <w:pPr>
         <w:numPr>
           <w:ilvl w:val="0"/>
           <w:numId w:val="14"/>
@@ -22521,6 +23899,112 @@
     <w:p/>
     <w:p>
       <w:pPr>
+        <w:jc w:val="center"/>
+      </w:pPr>
+      <w:r>
+        <w:drawing>
+          <wp:inline xmlns:a="http://schemas.openxmlformats.org/drawingml/2006/main" xmlns:pic="http://schemas.openxmlformats.org/drawingml/2006/picture">
+            <wp:extent cx="5486400" cy="3781303"/>
+            <wp:docPr id="14298" name="Picture 14298"/>
+            <wp:cNvGraphicFramePr>
+              <a:graphicFrameLocks noChangeAspect="1"/>
+            </wp:cNvGraphicFramePr>
+            <a:graphic>
+              <a:graphicData uri="http://schemas.openxmlformats.org/drawingml/2006/picture">
+                <pic:pic>
+                  <pic:nvPicPr>
+                    <pic:cNvPr id="0" name="image.png"/>
+                    <pic:cNvPicPr/>
+                  </pic:nvPicPr>
+                  <pic:blipFill>
+                    <a:blip r:embed="rId75"/>
+                    <a:stretch>
+                      <a:fillRect/>
+                    </a:stretch>
+                  </pic:blipFill>
+                  <pic:spPr>
+                    <a:xfrm>
+                      <a:off x="0" y="0"/>
+                      <a:ext cx="5486400" cy="3781303"/>
+                    </a:xfrm>
+                    <a:prstGeom prst="rect"/>
+                  </pic:spPr>
+                </pic:pic>
+              </a:graphicData>
+            </a:graphic>
+          </wp:inline>
+        </w:drawing>
+      </w:r>
+    </w:p>
+    <w:p>
+      <w:pPr>
+        <w:jc w:val="center"/>
+      </w:pPr>
+      <w:r>
+        <w:rPr>
+          <w:i/>
+          <w:color w:val="646464"/>
+          <w:sz w:val="19"/>
+        </w:rPr>
+        <w:t>Figure 7.2a: NetworkPolicy manifest restricting backend ingress traffic exclusively to frontend labeled pods.</w:t>
+      </w:r>
+    </w:p>
+    <w:p/>
+    <w:p>
+      <w:pPr>
+        <w:jc w:val="center"/>
+      </w:pPr>
+      <w:r>
+        <w:drawing>
+          <wp:inline xmlns:a="http://schemas.openxmlformats.org/drawingml/2006/main" xmlns:pic="http://schemas.openxmlformats.org/drawingml/2006/picture">
+            <wp:extent cx="5486400" cy="1074518"/>
+            <wp:docPr id="14299" name="Picture 14299"/>
+            <wp:cNvGraphicFramePr>
+              <a:graphicFrameLocks noChangeAspect="1"/>
+            </wp:cNvGraphicFramePr>
+            <a:graphic>
+              <a:graphicData uri="http://schemas.openxmlformats.org/drawingml/2006/picture">
+                <pic:pic>
+                  <pic:nvPicPr>
+                    <pic:cNvPr id="0" name="image.png"/>
+                    <pic:cNvPicPr/>
+                  </pic:nvPicPr>
+                  <pic:blipFill>
+                    <a:blip r:embed="rId76"/>
+                    <a:stretch>
+                      <a:fillRect/>
+                    </a:stretch>
+                  </pic:blipFill>
+                  <pic:spPr>
+                    <a:xfrm>
+                      <a:off x="0" y="0"/>
+                      <a:ext cx="5486400" cy="1074518"/>
+                    </a:xfrm>
+                    <a:prstGeom prst="rect"/>
+                  </pic:spPr>
+                </pic:pic>
+              </a:graphicData>
+            </a:graphic>
+          </wp:inline>
+        </w:drawing>
+      </w:r>
+    </w:p>
+    <w:p>
+      <w:pPr>
+        <w:jc w:val="center"/>
+      </w:pPr>
+      <w:r>
+        <w:rPr>
+          <w:i/>
+          <w:color w:val="646464"/>
+          <w:sz w:val="19"/>
+        </w:rPr>
+        <w:t>Figure 7.2b: Terminal execution of curl network tests proving successful HTTP 200 connection from frontend pod and connection timeout from unauthorized pods.</w:t>
+      </w:r>
+    </w:p>
+    <w:p/>
+    <w:p>
+      <w:pPr>
         <w:numPr>
           <w:ilvl w:val="0"/>
           <w:numId w:val="15"/>
@@ -23734,6 +25218,112 @@
     <w:p/>
     <w:p>
       <w:pPr>
+        <w:jc w:val="center"/>
+      </w:pPr>
+      <w:r>
+        <w:drawing>
+          <wp:inline xmlns:a="http://schemas.openxmlformats.org/drawingml/2006/main" xmlns:pic="http://schemas.openxmlformats.org/drawingml/2006/picture">
+            <wp:extent cx="5486400" cy="1975906"/>
+            <wp:docPr id="14300" name="Picture 14300"/>
+            <wp:cNvGraphicFramePr>
+              <a:graphicFrameLocks noChangeAspect="1"/>
+            </wp:cNvGraphicFramePr>
+            <a:graphic>
+              <a:graphicData uri="http://schemas.openxmlformats.org/drawingml/2006/picture">
+                <pic:pic>
+                  <pic:nvPicPr>
+                    <pic:cNvPr id="0" name="image.png"/>
+                    <pic:cNvPicPr/>
+                  </pic:nvPicPr>
+                  <pic:blipFill>
+                    <a:blip r:embed="rId77"/>
+                    <a:stretch>
+                      <a:fillRect/>
+                    </a:stretch>
+                  </pic:blipFill>
+                  <pic:spPr>
+                    <a:xfrm>
+                      <a:off x="0" y="0"/>
+                      <a:ext cx="5486400" cy="1975906"/>
+                    </a:xfrm>
+                    <a:prstGeom prst="rect"/>
+                  </pic:spPr>
+                </pic:pic>
+              </a:graphicData>
+            </a:graphic>
+          </wp:inline>
+        </w:drawing>
+      </w:r>
+    </w:p>
+    <w:p>
+      <w:pPr>
+        <w:jc w:val="center"/>
+      </w:pPr>
+      <w:r>
+        <w:rPr>
+          <w:i/>
+          <w:color w:val="646464"/>
+          <w:sz w:val="19"/>
+        </w:rPr>
+        <w:t>Figure 7.3a: Kubernetes Secret manifest storing encrypted database credentials (DB_USER and DB_PASS).</w:t>
+      </w:r>
+    </w:p>
+    <w:p/>
+    <w:p>
+      <w:pPr>
+        <w:jc w:val="center"/>
+      </w:pPr>
+      <w:r>
+        <w:drawing>
+          <wp:inline xmlns:a="http://schemas.openxmlformats.org/drawingml/2006/main" xmlns:pic="http://schemas.openxmlformats.org/drawingml/2006/picture">
+            <wp:extent cx="5486400" cy="1073208"/>
+            <wp:docPr id="14301" name="Picture 14301"/>
+            <wp:cNvGraphicFramePr>
+              <a:graphicFrameLocks noChangeAspect="1"/>
+            </wp:cNvGraphicFramePr>
+            <a:graphic>
+              <a:graphicData uri="http://schemas.openxmlformats.org/drawingml/2006/picture">
+                <pic:pic>
+                  <pic:nvPicPr>
+                    <pic:cNvPr id="0" name="image.png"/>
+                    <pic:cNvPicPr/>
+                  </pic:nvPicPr>
+                  <pic:blipFill>
+                    <a:blip r:embed="rId78"/>
+                    <a:stretch>
+                      <a:fillRect/>
+                    </a:stretch>
+                  </pic:blipFill>
+                  <pic:spPr>
+                    <a:xfrm>
+                      <a:off x="0" y="0"/>
+                      <a:ext cx="5486400" cy="1073208"/>
+                    </a:xfrm>
+                    <a:prstGeom prst="rect"/>
+                  </pic:spPr>
+                </pic:pic>
+              </a:graphicData>
+            </a:graphic>
+          </wp:inline>
+        </w:drawing>
+      </w:r>
+    </w:p>
+    <w:p>
+      <w:pPr>
+        <w:jc w:val="center"/>
+      </w:pPr>
+      <w:r>
+        <w:rPr>
+          <w:i/>
+          <w:color w:val="646464"/>
+          <w:sz w:val="19"/>
+        </w:rPr>
+        <w:t>Figure 7.3b: Container environment variable check confirming decrypted injection of database credentials into application pods.</w:t>
+      </w:r>
+    </w:p>
+    <w:p/>
+    <w:p>
+      <w:pPr>
         <w:numPr>
           <w:ilvl w:val="0"/>
           <w:numId w:val="16"/>
@@ -24731,6 +26321,59 @@
           <wp:inline xmlns:a="http://schemas.openxmlformats.org/drawingml/2006/main" xmlns:pic="http://schemas.openxmlformats.org/drawingml/2006/picture">
             <wp:extent cx="5486400" cy="1795367"/>
             <wp:docPr id="14271" name="Picture 14271"/>
+            <wp:cNvGraphicFramePr>
+              <a:graphicFrameLocks noChangeAspect="1"/>
+            </wp:cNvGraphicFramePr>
+            <a:graphic>
+              <a:graphicData uri="http://schemas.openxmlformats.org/drawingml/2006/picture">
+                <pic:pic>
+                  <pic:nvPicPr>
+                    <pic:cNvPr id="0" name="image.png"/>
+                    <pic:cNvPicPr/>
+                  </pic:nvPicPr>
+                  <pic:blipFill>
+                    <a:blip r:embed="rId63"/>
+                    <a:stretch>
+                      <a:fillRect/>
+                    </a:stretch>
+                  </pic:blipFill>
+                  <pic:spPr>
+                    <a:xfrm>
+                      <a:off x="0" y="0"/>
+                      <a:ext cx="5486400" cy="1795367"/>
+                    </a:xfrm>
+                    <a:prstGeom prst="rect"/>
+                  </pic:spPr>
+                </pic:pic>
+              </a:graphicData>
+            </a:graphic>
+          </wp:inline>
+        </w:drawing>
+      </w:r>
+    </w:p>
+    <w:p>
+      <w:pPr>
+        <w:jc w:val="center"/>
+      </w:pPr>
+      <w:r>
+        <w:rPr>
+          <w:i/>
+          <w:color w:val="646464"/>
+          <w:sz w:val="19"/>
+        </w:rPr>
+        <w:t>Figure 8.1: Final Grafana dashboard audit displaying 100% cluster health, 0.00% error rate, stable memory usage, and healthy pod replicas.</w:t>
+      </w:r>
+    </w:p>
+    <w:p/>
+    <w:p>
+      <w:pPr>
+        <w:jc w:val="center"/>
+      </w:pPr>
+      <w:r>
+        <w:drawing>
+          <wp:inline xmlns:a="http://schemas.openxmlformats.org/drawingml/2006/main" xmlns:pic="http://schemas.openxmlformats.org/drawingml/2006/picture">
+            <wp:extent cx="5486400" cy="1795367"/>
+            <wp:docPr id="14302" name="Picture 14302"/>
             <wp:cNvGraphicFramePr>
               <a:graphicFrameLocks noChangeAspect="1"/>
             </wp:cNvGraphicFramePr>
